--- a/tests/corpus_v2/docs/cx_cession_0024.docx
+++ b/tests/corpus_v2/docs/cx_cession_0024.docx
@@ -21,19 +21,25 @@
         <w:rPr>
           <w:b/>
         </w:rPr>
-        <w:t xml:space="preserve">№ 76/2024-С</w:t>
-      </w:r>
-    </w:p>
-    <w:p/>
-    <w:p>
-      <w:r>
-        <w:t xml:space="preserve">г. Екатеринбург</w:t>
+        <w:t xml:space="preserve">№ </w:t>
+      </w:r>
+      <w:r>
+        <w:rPr>
+          <w:b/>
+        </w:rPr>
+        <w:t xml:space="preserve">48669/357-сс</w:t>
+      </w:r>
+    </w:p>
+    <w:p/>
+    <w:p>
+      <w:r>
+        <w:t xml:space="preserve">г. Новосибирск</w:t>
       </w:r>
       <w:r>
         <w:t xml:space="preserve">     </w:t>
       </w:r>
       <w:r>
-        <w:t xml:space="preserve">«26» июля 2023 г.</w:t>
+        <w:t xml:space="preserve">13.07.2023</w:t>
       </w:r>
     </w:p>
     <w:p/>
@@ -90,10 +96,10 @@
         <w:t xml:space="preserve">, именуемая в дальнейшем «Цессионарий»</w:t>
       </w:r>
       <w:r>
-        <w:t xml:space="preserve">, с другой стороны, совместно именуемые «Стороны», заключили настоящий </w:t>
-      </w:r>
-      <w:r>
-        <w:t xml:space="preserve">Договор № 38/2023-П</w:t>
+        <w:t xml:space="preserve">, с другой стороны, совместно именуемые «Стороны», заключили настоящий Договор № </w:t>
+      </w:r>
+      <w:r>
+        <w:t xml:space="preserve">38/2023-П</w:t>
       </w:r>
       <w:r>
         <w:t xml:space="preserve"> (далее — Договор) о нижеследующем:</w:t>
@@ -132,7 +138,7 @@
         <w:t xml:space="preserve">Уступка права требования является возмездной. Цена уступаемого права: </w:t>
       </w:r>
       <w:r>
-        <w:t xml:space="preserve">951 500,85 (девятьсот пятьдесят одна тысяча пятьсот рублей восемьдесят пять копеек)</w:t>
+        <w:t xml:space="preserve">92 900 000 (Девяносто два миллиона девятьсот тысяч) руб. 5 коп.</w:t>
       </w:r>
       <w:r>
         <w:t xml:space="preserve">.</w:t>
@@ -160,7 +166,13 @@
         <w:t xml:space="preserve">2.1. Общая цена Договора: </w:t>
       </w:r>
       <w:r>
-        <w:t xml:space="preserve">не менее 10 000 000 (Десяти миллионов) рублей</w:t>
+        <w:t xml:space="preserve">6430000 (шесть миллионов четыреста тридцать тысяч) рублей 00 копеек</w:t>
+      </w:r>
+      <w:r>
+        <w:t xml:space="preserve">, </w:t>
+      </w:r>
+      <w:r>
+        <w:t xml:space="preserve">Без НДС</w:t>
       </w:r>
       <w:r>
         <w:t xml:space="preserve">.</w:t>
@@ -171,7 +183,13 @@
         <w:t xml:space="preserve">2.2. Налог: </w:t>
       </w:r>
       <w:r>
-        <w:t xml:space="preserve">5 (пять) процентов</w:t>
+        <w:t xml:space="preserve">0,05 (пять сотых процента) % за каждый день просрочки</w:t>
+      </w:r>
+      <w:r>
+        <w:t xml:space="preserve">, но не более </w:t>
+      </w:r>
+      <w:r>
+        <w:t xml:space="preserve">5 (пять) процентов от цены Договора</w:t>
       </w:r>
       <w:r>
         <w:t xml:space="preserve">.</w:t>
@@ -182,7 +200,7 @@
         <w:t xml:space="preserve">2.3. Срок оплаты — </w:t>
       </w:r>
       <w:r>
-        <w:t xml:space="preserve">не более 12 месяцев с момента заключения кредитного договора</w:t>
+        <w:t xml:space="preserve">в течение трех рабочих дней с момента поступления денежных средств на расчетный счет</w:t>
       </w:r>
       <w:r>
         <w:t xml:space="preserve">.</w:t>
@@ -193,7 +211,7 @@
         <w:t xml:space="preserve">2.4. Порядок выборки: </w:t>
       </w:r>
       <w:r>
-        <w:t xml:space="preserve">график выдачи траншей</w:t>
+        <w:t xml:space="preserve">период выборки траншей</w:t>
       </w:r>
       <w:r>
         <w:t xml:space="preserve"> определяется приложением к Договору.</w:t>
@@ -213,7 +231,7 @@
         <w:t xml:space="preserve">, артикул </w:t>
       </w:r>
       <w:r>
-        <w:t xml:space="preserve">RM-1374-85</w:t>
+        <w:t xml:space="preserve">RM-7799-15</w:t>
       </w:r>
       <w:r>
         <w:t xml:space="preserve">, код </w:t>
@@ -273,7 +291,13 @@
         <w:t xml:space="preserve">. Цена — </w:t>
       </w:r>
       <w:r>
-        <w:t xml:space="preserve">Семьдесят два миллиона восемьсот восемь тысяч шестьсот пятьдесят пять рублей 00 копеек</w:t>
+        <w:t xml:space="preserve">672 000,71 ₽</w:t>
+      </w:r>
+      <w:r>
+        <w:t xml:space="preserve">, в т.ч. НДС </w:t>
+      </w:r>
+      <w:r>
+        <w:t xml:space="preserve">18%</w:t>
       </w:r>
       <w:r>
         <w:t xml:space="preserve">.</w:t>
@@ -293,7 +317,7 @@
         <w:t xml:space="preserve">3.1. Место исполнения обязательств: </w:t>
       </w:r>
       <w:r>
-        <w:t xml:space="preserve">620014, г. Екатеринбург, наб. Советская, д. 27, кв. 143</w:t>
+        <w:t xml:space="preserve">420111, г. Казань, ш. Тверская, д. 52, кв. 200</w:t>
       </w:r>
       <w:r>
         <w:t xml:space="preserve">.</w:t>
@@ -310,7 +334,7 @@
         <w:t xml:space="preserve"> по телефону </w:t>
       </w:r>
       <w:r>
-        <w:t xml:space="preserve">+7 (499) 666-79-61</w:t>
+        <w:t xml:space="preserve">+7 (383) 235-30-57</w:t>
       </w:r>
       <w:r>
         <w:t xml:space="preserve">.</w:t>
@@ -321,7 +345,7 @@
         <w:t xml:space="preserve">3.3. Срок исполнения обязательств — </w:t>
       </w:r>
       <w:r>
-        <w:t xml:space="preserve">в течение 5 банковских дней с даты подписания Сторонами акта сдачи-приемки оказанных услуг</w:t>
+        <w:t xml:space="preserve">в течение 3 (Трёх) банковских дней</w:t>
       </w:r>
       <w:r>
         <w:t xml:space="preserve">.</w:t>
@@ -352,13 +376,13 @@
         <w:t xml:space="preserve">Размер неустойки за нарушение сроков оплаты: </w:t>
       </w:r>
       <w:r>
-        <w:t xml:space="preserve">0,1 (одной десятой) % от цены Договора</w:t>
+        <w:t xml:space="preserve">0,1 (одна десятая процента) % годовых</w:t>
       </w:r>
       <w:r>
         <w:t xml:space="preserve">. Предельный размер ответственности: </w:t>
       </w:r>
       <w:r>
-        <w:t xml:space="preserve">0,05% за каждый день просрочки</w:t>
+        <w:t xml:space="preserve">18% от цены Договора</w:t>
       </w:r>
       <w:r>
         <w:t xml:space="preserve">.</w:t>
@@ -380,7 +404,7 @@
         <w:t xml:space="preserve">Сторона, для которой создалась невозможность исполнения, обязана уведомить другую Сторону. Срок уведомления — </w:t>
       </w:r>
       <w:r>
-        <w:t xml:space="preserve">в течение 3 рабочих дней с момента выставления счета</w:t>
+        <w:t xml:space="preserve">в течение трех месяцев с даты подписания Сторонами акта сдачи-приемки оказанных услуг</w:t>
       </w:r>
       <w:r>
         <w:t xml:space="preserve">.</w:t>
@@ -394,13 +418,81 @@
         <w:t xml:space="preserve">Все споры и разногласия решаются путём переговоров. Претензионный порядок обязателен, срок ответа на претензию — </w:t>
       </w:r>
       <w:r>
-        <w:t xml:space="preserve">в течение 20 рабочих дней с момента подписания акта</w:t>
-      </w:r>
-      <w:r>
-        <w:t xml:space="preserve">.</w:t>
-      </w:r>
-    </w:p>
-    <w:p/>
+        <w:t xml:space="preserve">в течение 7 банковских дней с момента выставления счета</w:t>
+      </w:r>
+      <w:r>
+        <w:t xml:space="preserve">.</w:t>
+      </w:r>
+    </w:p>
+    <w:p/>
+    <w:p/>
+    <w:p/>
+    <w:p>
+      <w:r>
+        <w:rPr>
+          <w:b/>
+        </w:rPr>
+        <w:t xml:space="preserve">9. КОНТРОЛЬНЫЕ ВЕЛИЧИНЫ</w:t>
+      </w:r>
+    </w:p>
+    <w:p>
+      <w:r>
+        <w:t xml:space="preserve">9.1. Контрольная запись: </w:t>
+      </w:r>
+      <w:r>
+        <w:t xml:space="preserve">99932/751-сс</w:t>
+      </w:r>
+      <w:r>
+        <w:t xml:space="preserve">.</w:t>
+      </w:r>
+    </w:p>
+    <w:p>
+      <w:r>
+        <w:t xml:space="preserve">9.2. Контрольная запись: </w:t>
+      </w:r>
+      <w:r>
+        <w:rPr>
+          <w:b/>
+        </w:rPr>
+        <w:t xml:space="preserve">Четыре миллиона шестьсот шестьдесят тысяч рублей 0</w:t>
+      </w:r>
+      <w:r>
+        <w:t xml:space="preserve">0 копеек</w:t>
+      </w:r>
+      <w:r>
+        <w:t xml:space="preserve">.</w:t>
+      </w:r>
+    </w:p>
+    <w:p>
+      <w:r>
+        <w:t xml:space="preserve">9.3. Контрольная запись: </w:t>
+      </w:r>
+      <w:r>
+        <w:rPr>
+          <w:b/>
+        </w:rPr>
+        <w:t xml:space="preserve">2</w:t>
+      </w:r>
+      <w:r>
+        <w:t xml:space="preserve">0 (двадцать) процентов от стоимости неоплаченных работ</w:t>
+      </w:r>
+      <w:r>
+        <w:t xml:space="preserve">.</w:t>
+      </w:r>
+    </w:p>
+    <w:p>
+      <w:r>
+        <w:t xml:space="preserve">9.4. Контрольная запись: </w:t>
+      </w:r>
+      <w:r>
+        <w:t xml:space="preserve">не позднее 21.11.20</w:t>
+        <w:br/>
+        <w:t xml:space="preserve">26</w:t>
+      </w:r>
+      <w:r>
+        <w:t xml:space="preserve">.</w:t>
+      </w:r>
+    </w:p>
     <w:p/>
     <w:p/>
     <w:p>
@@ -417,7 +509,7 @@
       </w:r>
       <w:fldSimple w:instr=" DOCPROPERTY &quot;Value&quot; \* MERGEFORMAT ">
         <w:r>
-          <w:t xml:space="preserve">0,5% от стоимости</w:t>
+          <w:t xml:space="preserve">1/150 ключевой ставки ЦБ РФ за каждый день просрочки</w:t>
         </w:r>
       </w:fldSimple>
       <w:r>
@@ -475,7 +567,7 @@
               <w:t xml:space="preserve">Адрес регистрации: </w:t>
             </w:r>
             <w:r>
-              <w:t xml:space="preserve">101000, г. Москва, наб. Гагарина, д. 58, кв. 118</w:t>
+              <w:t xml:space="preserve">101000, г. Москва, пер. Победы, д. 67, кв. 88</w:t>
             </w:r>
           </w:p>
           <w:p>
@@ -514,7 +606,7 @@
               <w:t xml:space="preserve">Тел.: </w:t>
             </w:r>
             <w:r>
-              <w:t xml:space="preserve">+7 (495) 618-25-90</w:t>
+              <w:t xml:space="preserve">+7 (383) 742-88-13</w:t>
             </w:r>
           </w:p>
           <w:p>
@@ -522,7 +614,7 @@
               <w:t xml:space="preserve">E-mail: </w:t>
             </w:r>
             <w:r>
-              <w:t xml:space="preserve">krylova@corp-tehno.ru</w:t>
+              <w:t xml:space="preserve">krylova@bk.ru</w:t>
             </w:r>
           </w:p>
           <w:p/>
@@ -565,7 +657,7 @@
               <w:t xml:space="preserve">Адрес регистрации: </w:t>
             </w:r>
             <w:r>
-              <w:t xml:space="preserve">101000, г. Москва, пер. Победы, д. 67, кв. 88</w:t>
+              <w:t xml:space="preserve">630099, г. Новосибирск, ул. Лесная, д. 57, кв. 180</w:t>
             </w:r>
           </w:p>
           <w:p>
@@ -604,7 +696,7 @@
               <w:t xml:space="preserve">Тел.: </w:t>
             </w:r>
             <w:r>
-              <w:t xml:space="preserve">+7 (383) 742-88-13</w:t>
+              <w:t xml:space="preserve">+7 (843) 943-88-51</w:t>
             </w:r>
           </w:p>
           <w:p>
@@ -612,7 +704,7 @@
               <w:t xml:space="preserve">E-mail: </w:t>
             </w:r>
             <w:r>
-              <w:t xml:space="preserve">guseva@bk.ru</w:t>
+              <w:t xml:space="preserve">guseva@sibtrans.ru</w:t>
             </w:r>
           </w:p>
           <w:p/>

--- a/tests/corpus_v2/docs/cx_cession_0024.docx
+++ b/tests/corpus_v2/docs/cx_cession_0024.docx
@@ -440,7 +440,13 @@
         <w:t xml:space="preserve">9.1. Контрольная запись: </w:t>
       </w:r>
       <w:r>
-        <w:t xml:space="preserve">99932/751-сс</w:t>
+        <w:rPr>
+          <w:b/>
+        </w:rPr>
+        <w:t xml:space="preserve">99</w:t>
+      </w:r>
+      <w:r>
+        <w:t xml:space="preserve">932/751-сс</w:t>
       </w:r>
       <w:r>
         <w:t xml:space="preserve">.</w:t>

--- a/tests/corpus_v2/docs/cx_cession_0024.docx
+++ b/tests/corpus_v2/docs/cx_cession_0024.docx
@@ -27,7 +27,7 @@
         <w:rPr>
           <w:b/>
         </w:rPr>
-        <w:t xml:space="preserve">48669/357-сс</w:t>
+        <w:t xml:space="preserve">5/21</w:t>
       </w:r>
     </w:p>
     <w:p/>
@@ -99,7 +99,7 @@
         <w:t xml:space="preserve">, с другой стороны, совместно именуемые «Стороны», заключили настоящий Договор № </w:t>
       </w:r>
       <w:r>
-        <w:t xml:space="preserve">38/2023-П</w:t>
+        <w:t xml:space="preserve">47/12</w:t>
       </w:r>
       <w:r>
         <w:t xml:space="preserve"> (далее — Договор) о нижеследующем:</w:t>
@@ -138,7 +138,7 @@
         <w:t xml:space="preserve">Уступка права требования является возмездной. Цена уступаемого права: </w:t>
       </w:r>
       <w:r>
-        <w:t xml:space="preserve">92 900 000 (Девяносто два миллиона девятьсот тысяч) руб. 5 коп.</w:t>
+        <w:t xml:space="preserve">748 000 (Семьсот сорок восемь тысяч) руб. 5 коп.</w:t>
       </w:r>
       <w:r>
         <w:t xml:space="preserve">.</w:t>
@@ -166,7 +166,7 @@
         <w:t xml:space="preserve">2.1. Общая цена Договора: </w:t>
       </w:r>
       <w:r>
-        <w:t xml:space="preserve">6430000 (шесть миллионов четыреста тридцать тысяч) рублей 00 копеек</w:t>
+        <w:t xml:space="preserve">53900000 (пятьдесят три миллиона девятьсот тысяч) рублей 00 копеек</w:t>
       </w:r>
       <w:r>
         <w:t xml:space="preserve">, </w:t>
@@ -231,7 +231,7 @@
         <w:t xml:space="preserve">, артикул </w:t>
       </w:r>
       <w:r>
-        <w:t xml:space="preserve">RM-7799-15</w:t>
+        <w:t xml:space="preserve">RM-1374-85</w:t>
       </w:r>
       <w:r>
         <w:t xml:space="preserve">, код </w:t>
@@ -291,7 +291,7 @@
         <w:t xml:space="preserve">. Цена — </w:t>
       </w:r>
       <w:r>
-        <w:t xml:space="preserve">672 000,71 ₽</w:t>
+        <w:t xml:space="preserve">58 300 000,53 ₽</w:t>
       </w:r>
       <w:r>
         <w:t xml:space="preserve">, в т.ч. НДС </w:t>
@@ -317,7 +317,7 @@
         <w:t xml:space="preserve">3.1. Место исполнения обязательств: </w:t>
       </w:r>
       <w:r>
-        <w:t xml:space="preserve">420111, г. Казань, ш. Тверская, д. 52, кв. 200</w:t>
+        <w:t xml:space="preserve">101000, г. Москва, ш. Пушкина, д. 30, кв. 142</w:t>
       </w:r>
       <w:r>
         <w:t xml:space="preserve">.</w:t>
@@ -334,7 +334,7 @@
         <w:t xml:space="preserve"> по телефону </w:t>
       </w:r>
       <w:r>
-        <w:t xml:space="preserve">+7 (383) 235-30-57</w:t>
+        <w:t xml:space="preserve">+7 (383) 512-74-26</w:t>
       </w:r>
       <w:r>
         <w:t xml:space="preserve">.</w:t>
@@ -345,7 +345,7 @@
         <w:t xml:space="preserve">3.3. Срок исполнения обязательств — </w:t>
       </w:r>
       <w:r>
-        <w:t xml:space="preserve">в течение 3 (Трёх) банковских дней</w:t>
+        <w:t xml:space="preserve">в течение 7 (Семи) банковских дней</w:t>
       </w:r>
       <w:r>
         <w:t xml:space="preserve">.</w:t>
@@ -382,7 +382,7 @@
         <w:t xml:space="preserve">. Предельный размер ответственности: </w:t>
       </w:r>
       <w:r>
-        <w:t xml:space="preserve">18% от цены Договора</w:t>
+        <w:t xml:space="preserve">12% от цены Договора</w:t>
       </w:r>
       <w:r>
         <w:t xml:space="preserve">.</w:t>
@@ -404,7 +404,7 @@
         <w:t xml:space="preserve">Сторона, для которой создалась невозможность исполнения, обязана уведомить другую Сторону. Срок уведомления — </w:t>
       </w:r>
       <w:r>
-        <w:t xml:space="preserve">в течение трех месяцев с даты подписания Сторонами акта сдачи-приемки оказанных услуг</w:t>
+        <w:t xml:space="preserve">в течение тридцати шести месяцев с даты подписания Сторонами акта сдачи-приемки оказанных услуг</w:t>
       </w:r>
       <w:r>
         <w:t xml:space="preserve">.</w:t>
@@ -418,7 +418,7 @@
         <w:t xml:space="preserve">Все споры и разногласия решаются путём переговоров. Претензионный порядок обязателен, срок ответа на претензию — </w:t>
       </w:r>
       <w:r>
-        <w:t xml:space="preserve">в течение 7 банковских дней с момента выставления счета</w:t>
+        <w:t xml:space="preserve">в течение 10 банковских дней с момента выставления счета</w:t>
       </w:r>
       <w:r>
         <w:t xml:space="preserve">.</w:t>
@@ -443,10 +443,10 @@
         <w:rPr>
           <w:b/>
         </w:rPr>
-        <w:t xml:space="preserve">99</w:t>
-      </w:r>
-      <w:r>
-        <w:t xml:space="preserve">932/751-сс</w:t>
+        <w:t xml:space="preserve">05Ф-21</w:t>
+      </w:r>
+      <w:r>
+        <w:t xml:space="preserve">173/24-470Д</w:t>
       </w:r>
       <w:r>
         <w:t xml:space="preserve">.</w:t>
@@ -460,7 +460,7 @@
         <w:rPr>
           <w:b/>
         </w:rPr>
-        <w:t xml:space="preserve">Четыре миллиона шестьсот шестьдесят тысяч рублей 0</w:t>
+        <w:t xml:space="preserve">Два миллиона девятьсот тысяч рублей 0</w:t>
       </w:r>
       <w:r>
         <w:t xml:space="preserve">0 копеек</w:t>
@@ -477,10 +477,10 @@
         <w:rPr>
           <w:b/>
         </w:rPr>
-        <w:t xml:space="preserve">2</w:t>
-      </w:r>
-      <w:r>
-        <w:t xml:space="preserve">0 (двадцать) процентов от стоимости неоплаченных работ</w:t>
+        <w:t xml:space="preserve">1</w:t>
+      </w:r>
+      <w:r>
+        <w:t xml:space="preserve">0 (десять) процентов от стоимости неоплаченных работ</w:t>
       </w:r>
       <w:r>
         <w:t xml:space="preserve">.</w:t>
@@ -491,7 +491,7 @@
         <w:t xml:space="preserve">9.4. Контрольная запись: </w:t>
       </w:r>
       <w:r>
-        <w:t xml:space="preserve">не позднее 21.11.20</w:t>
+        <w:t xml:space="preserve">не позднее 09.05.20</w:t>
         <w:br/>
         <w:t xml:space="preserve">26</w:t>
       </w:r>
@@ -573,7 +573,7 @@
               <w:t xml:space="preserve">Адрес регистрации: </w:t>
             </w:r>
             <w:r>
-              <w:t xml:space="preserve">101000, г. Москва, пер. Победы, д. 67, кв. 88</w:t>
+              <w:t xml:space="preserve">443010, г. Самара, ул. Кутузовский, д. 66, кв. 85</w:t>
             </w:r>
           </w:p>
           <w:p>
@@ -612,7 +612,7 @@
               <w:t xml:space="preserve">Тел.: </w:t>
             </w:r>
             <w:r>
-              <w:t xml:space="preserve">+7 (383) 742-88-13</w:t>
+              <w:t xml:space="preserve">+7 (843) 204-66-99</w:t>
             </w:r>
           </w:p>
           <w:p>
@@ -620,7 +620,7 @@
               <w:t xml:space="preserve">E-mail: </w:t>
             </w:r>
             <w:r>
-              <w:t xml:space="preserve">krylova@bk.ru</w:t>
+              <w:t xml:space="preserve">krylova@sibtrans.ru</w:t>
             </w:r>
           </w:p>
           <w:p/>
@@ -663,7 +663,7 @@
               <w:t xml:space="preserve">Адрес регистрации: </w:t>
             </w:r>
             <w:r>
-              <w:t xml:space="preserve">630099, г. Новосибирск, ул. Лесная, д. 57, кв. 180</w:t>
+              <w:t xml:space="preserve">143000, г. Одинцово, пер. Кутузовский, д. 57, кв. 186</w:t>
             </w:r>
           </w:p>
           <w:p>
@@ -702,7 +702,7 @@
               <w:t xml:space="preserve">Тел.: </w:t>
             </w:r>
             <w:r>
-              <w:t xml:space="preserve">+7 (843) 943-88-51</w:t>
+              <w:t xml:space="preserve">+7 (846) 261-68-62</w:t>
             </w:r>
           </w:p>
           <w:p>

--- a/tests/corpus_v2/docs/cx_cession_0024.docx
+++ b/tests/corpus_v2/docs/cx_cession_0024.docx
@@ -27,19 +27,19 @@
         <w:rPr>
           <w:b/>
         </w:rPr>
-        <w:t xml:space="preserve">5/21</w:t>
-      </w:r>
-    </w:p>
-    <w:p/>
-    <w:p>
-      <w:r>
-        <w:t xml:space="preserve">г. Новосибирск</w:t>
+        <w:t xml:space="preserve">7/11</w:t>
+      </w:r>
+    </w:p>
+    <w:p/>
+    <w:p>
+      <w:r>
+        <w:t xml:space="preserve">г. Самара</w:t>
       </w:r>
       <w:r>
         <w:t xml:space="preserve">     </w:t>
       </w:r>
       <w:r>
-        <w:t xml:space="preserve">13.07.2023</w:t>
+        <w:t xml:space="preserve">14.03.2023</w:t>
       </w:r>
     </w:p>
     <w:p/>
@@ -72,25 +72,25 @@
         <w:t xml:space="preserve">паспорт </w:t>
       </w:r>
       <w:r>
-        <w:t xml:space="preserve">42 25 938495</w:t>
+        <w:t xml:space="preserve">74 14 199275</w:t>
       </w:r>
       <w:r>
         <w:t xml:space="preserve">, выдан </w:t>
       </w:r>
       <w:r>
-        <w:t xml:space="preserve">ТП № 2 ОУФМС России по Московской обл.</w:t>
+        <w:t xml:space="preserve">ГУ МВД России по г. Москве</w:t>
       </w:r>
       <w:r>
         <w:t xml:space="preserve"> </w:t>
       </w:r>
       <w:r>
-        <w:t xml:space="preserve">25.03.2018</w:t>
+        <w:t xml:space="preserve">04.07.2012</w:t>
       </w:r>
       <w:r>
         <w:t xml:space="preserve">, код подразделения </w:t>
       </w:r>
       <w:r>
-        <w:t xml:space="preserve">274-723</w:t>
+        <w:t xml:space="preserve">789-175</w:t>
       </w:r>
       <w:r>
         <w:t xml:space="preserve">, именуемая в дальнейшем «Цессионарий»</w:t>
@@ -99,7 +99,7 @@
         <w:t xml:space="preserve">, с другой стороны, совместно именуемые «Стороны», заключили настоящий Договор № </w:t>
       </w:r>
       <w:r>
-        <w:t xml:space="preserve">47/12</w:t>
+        <w:t xml:space="preserve">24/21</w:t>
       </w:r>
       <w:r>
         <w:t xml:space="preserve"> (далее — Договор) о нижеследующем:</w:t>
@@ -138,7 +138,7 @@
         <w:t xml:space="preserve">Уступка права требования является возмездной. Цена уступаемого права: </w:t>
       </w:r>
       <w:r>
-        <w:t xml:space="preserve">748 000 (Семьсот сорок восемь тысяч) руб. 5 коп.</w:t>
+        <w:t xml:space="preserve">94 000 (Девяносто четыре тысячи) руб. 5 коп.</w:t>
       </w:r>
       <w:r>
         <w:t xml:space="preserve">.</w:t>
@@ -166,7 +166,7 @@
         <w:t xml:space="preserve">2.1. Общая цена Договора: </w:t>
       </w:r>
       <w:r>
-        <w:t xml:space="preserve">53900000 (пятьдесят три миллиона девятьсот тысяч) рублей 00 копеек</w:t>
+        <w:t xml:space="preserve">3300000 (три миллиона триста тысяч) рублей 50 копеек</w:t>
       </w:r>
       <w:r>
         <w:t xml:space="preserve">, </w:t>
@@ -189,7 +189,7 @@
         <w:t xml:space="preserve">, но не более </w:t>
       </w:r>
       <w:r>
-        <w:t xml:space="preserve">5 (пять) процентов от цены Договора</w:t>
+        <w:t xml:space="preserve">15 (пятнадцать) процентов от цены Договора</w:t>
       </w:r>
       <w:r>
         <w:t xml:space="preserve">.</w:t>
@@ -231,7 +231,7 @@
         <w:t xml:space="preserve">, артикул </w:t>
       </w:r>
       <w:r>
-        <w:t xml:space="preserve">RM-1374-85</w:t>
+        <w:t xml:space="preserve">RM-4361-81</w:t>
       </w:r>
       <w:r>
         <w:t xml:space="preserve">, код </w:t>
@@ -288,10 +288,16 @@
         <w:t xml:space="preserve">МКАС при ТПП РФ</w:t>
       </w:r>
       <w:r>
+        <w:t xml:space="preserve">. Товар отгружается с сопроводительным документом паспорт качества № </w:t>
+      </w:r>
+      <w:r>
+        <w:t xml:space="preserve">30 18 569070</w:t>
+      </w:r>
+      <w:r>
         <w:t xml:space="preserve">. Цена — </w:t>
       </w:r>
       <w:r>
-        <w:t xml:space="preserve">58 300 000,53 ₽</w:t>
+        <w:t xml:space="preserve">42 200 000,16 ₽</w:t>
       </w:r>
       <w:r>
         <w:t xml:space="preserve">, в т.ч. НДС </w:t>
@@ -317,7 +323,7 @@
         <w:t xml:space="preserve">3.1. Место исполнения обязательств: </w:t>
       </w:r>
       <w:r>
-        <w:t xml:space="preserve">101000, г. Москва, ш. Пушкина, д. 30, кв. 142</w:t>
+        <w:t xml:space="preserve">170100, г. Тверь, ул. Заречная, д. 69, кв. 62</w:t>
       </w:r>
       <w:r>
         <w:t xml:space="preserve">.</w:t>
@@ -334,7 +340,7 @@
         <w:t xml:space="preserve"> по телефону </w:t>
       </w:r>
       <w:r>
-        <w:t xml:space="preserve">+7 (383) 512-74-26</w:t>
+        <w:t xml:space="preserve">+7 (495) 265-97-67</w:t>
       </w:r>
       <w:r>
         <w:t xml:space="preserve">.</w:t>
@@ -345,7 +351,7 @@
         <w:t xml:space="preserve">3.3. Срок исполнения обязательств — </w:t>
       </w:r>
       <w:r>
-        <w:t xml:space="preserve">в течение 7 (Семи) банковских дней</w:t>
+        <w:t xml:space="preserve">в течение 45 (Сорока пяти) банковских дней</w:t>
       </w:r>
       <w:r>
         <w:t xml:space="preserve">.</w:t>
@@ -382,7 +388,7 @@
         <w:t xml:space="preserve">. Предельный размер ответственности: </w:t>
       </w:r>
       <w:r>
-        <w:t xml:space="preserve">12% от цены Договора</w:t>
+        <w:t xml:space="preserve">5% от цены Договора</w:t>
       </w:r>
       <w:r>
         <w:t xml:space="preserve">.</w:t>
@@ -404,7 +410,7 @@
         <w:t xml:space="preserve">Сторона, для которой создалась невозможность исполнения, обязана уведомить другую Сторону. Срок уведомления — </w:t>
       </w:r>
       <w:r>
-        <w:t xml:space="preserve">в течение тридцати шести месяцев с даты подписания Сторонами акта сдачи-приемки оказанных услуг</w:t>
+        <w:t xml:space="preserve">в течение трех месяцев с даты подписания Сторонами акта сдачи-приемки оказанных услуг</w:t>
       </w:r>
       <w:r>
         <w:t xml:space="preserve">.</w:t>
@@ -418,7 +424,7 @@
         <w:t xml:space="preserve">Все споры и разногласия решаются путём переговоров. Претензионный порядок обязателен, срок ответа на претензию — </w:t>
       </w:r>
       <w:r>
-        <w:t xml:space="preserve">в течение 10 банковских дней с момента выставления счета</w:t>
+        <w:t xml:space="preserve">в течение 14 банковских дней с момента выставления счета</w:t>
       </w:r>
       <w:r>
         <w:t xml:space="preserve">.</w:t>
@@ -443,10 +449,10 @@
         <w:rPr>
           <w:b/>
         </w:rPr>
-        <w:t xml:space="preserve">05Ф-21</w:t>
-      </w:r>
-      <w:r>
-        <w:t xml:space="preserve">173/24-470Д</w:t>
+        <w:t xml:space="preserve">07Ф-35</w:t>
+      </w:r>
+      <w:r>
+        <w:t xml:space="preserve">234/19-532Д</w:t>
       </w:r>
       <w:r>
         <w:t xml:space="preserve">.</w:t>
@@ -460,7 +466,7 @@
         <w:rPr>
           <w:b/>
         </w:rPr>
-        <w:t xml:space="preserve">Два миллиона девятьсот тысяч рублей 0</w:t>
+        <w:t xml:space="preserve">Тридцать пять миллионов восемьсот тысяч рублей 5</w:t>
       </w:r>
       <w:r>
         <w:t xml:space="preserve">0 копеек</w:t>
@@ -477,10 +483,10 @@
         <w:rPr>
           <w:b/>
         </w:rPr>
-        <w:t xml:space="preserve">1</w:t>
-      </w:r>
-      <w:r>
-        <w:t xml:space="preserve">0 (десять) процентов от стоимости неоплаченных работ</w:t>
+        <w:t xml:space="preserve">2</w:t>
+      </w:r>
+      <w:r>
+        <w:t xml:space="preserve">0 (двадцать) процентов от стоимости неоплаченных работ</w:t>
       </w:r>
       <w:r>
         <w:t xml:space="preserve">.</w:t>
@@ -491,7 +497,7 @@
         <w:t xml:space="preserve">9.4. Контрольная запись: </w:t>
       </w:r>
       <w:r>
-        <w:t xml:space="preserve">не позднее 09.05.20</w:t>
+        <w:t xml:space="preserve">не позднее 17.06.20</w:t>
         <w:br/>
         <w:t xml:space="preserve">26</w:t>
       </w:r>
@@ -573,7 +579,7 @@
               <w:t xml:space="preserve">Адрес регистрации: </w:t>
             </w:r>
             <w:r>
-              <w:t xml:space="preserve">443010, г. Самара, ул. Кутузовский, д. 66, кв. 85</w:t>
+              <w:t xml:space="preserve">190000, г. Санкт-Петербург, наб. Космонавтов, д. 59, кв. 157</w:t>
             </w:r>
           </w:p>
           <w:p>
@@ -612,7 +618,7 @@
               <w:t xml:space="preserve">Тел.: </w:t>
             </w:r>
             <w:r>
-              <w:t xml:space="preserve">+7 (843) 204-66-99</w:t>
+              <w:t xml:space="preserve">+7 (812) 550-93-30</w:t>
             </w:r>
           </w:p>
           <w:p>
@@ -655,7 +661,7 @@
               <w:t xml:space="preserve">Дата рождения: </w:t>
             </w:r>
             <w:r>
-              <w:t xml:space="preserve">15.09.1983</w:t>
+              <w:t xml:space="preserve">12.06.1979</w:t>
             </w:r>
           </w:p>
           <w:p>
@@ -663,7 +669,7 @@
               <w:t xml:space="preserve">Адрес регистрации: </w:t>
             </w:r>
             <w:r>
-              <w:t xml:space="preserve">143000, г. Одинцово, пер. Кутузовский, д. 57, кв. 186</w:t>
+              <w:t xml:space="preserve">620014, г. Екатеринбург, просп. Космонавтов, д. 47, кв. 121</w:t>
             </w:r>
           </w:p>
           <w:p>
@@ -671,16 +677,16 @@
               <w:t xml:space="preserve">Паспорт </w:t>
             </w:r>
             <w:r>
-              <w:t xml:space="preserve">42 25 938495</w:t>
-            </w:r>
-            <w:r>
-              <w:t xml:space="preserve">, выдан ТП № 2 ОУФМС России по Московской обл. 25.03.2018</w:t>
+              <w:t xml:space="preserve">74 14 199275</w:t>
+            </w:r>
+            <w:r>
+              <w:t xml:space="preserve">, выдан ГУ МВД России по г. Москве 04.07.2012</w:t>
             </w:r>
             <w:r>
               <w:t xml:space="preserve">, код подразделения </w:t>
             </w:r>
             <w:r>
-              <w:t xml:space="preserve">274-723</w:t>
+              <w:t xml:space="preserve">789-175</w:t>
             </w:r>
           </w:p>
           <w:p>
@@ -688,13 +694,13 @@
               <w:t xml:space="preserve">СНИЛС </w:t>
             </w:r>
             <w:r>
-              <w:t xml:space="preserve">873-262-865 38</w:t>
+              <w:t xml:space="preserve">262-865-547 06</w:t>
             </w:r>
             <w:r>
               <w:t xml:space="preserve"> ИНН </w:t>
             </w:r>
             <w:r>
-              <w:t xml:space="preserve">963530306962</w:t>
+              <w:t xml:space="preserve">530306987355</w:t>
             </w:r>
           </w:p>
           <w:p>
@@ -702,7 +708,7 @@
               <w:t xml:space="preserve">Тел.: </w:t>
             </w:r>
             <w:r>
-              <w:t xml:space="preserve">+7 (846) 261-68-62</w:t>
+              <w:t xml:space="preserve">+7 (812) 376-30-66</w:t>
             </w:r>
           </w:p>
           <w:p>
@@ -710,7 +716,7 @@
               <w:t xml:space="preserve">E-mail: </w:t>
             </w:r>
             <w:r>
-              <w:t xml:space="preserve">guseva@sibtrans.ru</w:t>
+              <w:t xml:space="preserve">guseva@gmail.com</w:t>
             </w:r>
           </w:p>
           <w:p/>

--- a/tests/corpus_v2/docs/cx_cession_0024.docx
+++ b/tests/corpus_v2/docs/cx_cession_0024.docx
@@ -294,10 +294,46 @@
         <w:t xml:space="preserve">30 18 569070</w:t>
       </w:r>
       <w:r>
+        <w:t xml:space="preserve">. К партии приложен паспорт изделия № </w:t>
+      </w:r>
+      <w:r>
+        <w:t xml:space="preserve">52 25 525257</w:t>
+      </w:r>
+      <w:r>
+        <w:t xml:space="preserve">. Оборудование поставляется с паспортом транспортного средства № </w:t>
+      </w:r>
+      <w:r>
+        <w:t xml:space="preserve">17 06 392562</w:t>
+      </w:r>
+      <w:r>
+        <w:t xml:space="preserve">. Приёмка производится согласно техническому паспорту </w:t>
+      </w:r>
+      <w:r>
+        <w:t xml:space="preserve">01 18 251554</w:t>
+      </w:r>
+      <w:r>
+        <w:t xml:space="preserve">. СНИЛС не указан, номер заказа </w:t>
+      </w:r>
+      <w:r>
+        <w:t xml:space="preserve">039-166-703 93</w:t>
+      </w:r>
+      <w:r>
+        <w:t xml:space="preserve">. Дата рождения не проставлена, документ выдан </w:t>
+      </w:r>
+      <w:r>
+        <w:t xml:space="preserve">15.08.2015</w:t>
+      </w:r>
+      <w:r>
+        <w:t xml:space="preserve">. Код подразделения, см. артикул </w:t>
+      </w:r>
+      <w:r>
+        <w:t xml:space="preserve">519-122</w:t>
+      </w:r>
+      <w:r>
         <w:t xml:space="preserve">. Цена — </w:t>
       </w:r>
       <w:r>
-        <w:t xml:space="preserve">42 200 000,16 ₽</w:t>
+        <w:t xml:space="preserve">65 000 000,32 ₽</w:t>
       </w:r>
       <w:r>
         <w:t xml:space="preserve">, в т.ч. НДС </w:t>
@@ -323,7 +359,7 @@
         <w:t xml:space="preserve">3.1. Место исполнения обязательств: </w:t>
       </w:r>
       <w:r>
-        <w:t xml:space="preserve">170100, г. Тверь, ул. Заречная, д. 69, кв. 62</w:t>
+        <w:t xml:space="preserve">101000, г. Москва, пер. Победы, д. 67, кв. 88</w:t>
       </w:r>
       <w:r>
         <w:t xml:space="preserve">.</w:t>
@@ -340,7 +376,7 @@
         <w:t xml:space="preserve"> по телефону </w:t>
       </w:r>
       <w:r>
-        <w:t xml:space="preserve">+7 (495) 265-97-67</w:t>
+        <w:t xml:space="preserve">+7 (383) 742-88-13</w:t>
       </w:r>
       <w:r>
         <w:t xml:space="preserve">.</w:t>
@@ -351,7 +387,7 @@
         <w:t xml:space="preserve">3.3. Срок исполнения обязательств — </w:t>
       </w:r>
       <w:r>
-        <w:t xml:space="preserve">в течение 45 (Сорока пяти) банковских дней</w:t>
+        <w:t xml:space="preserve">в течение 60 (Шестидесяти) банковских дней</w:t>
       </w:r>
       <w:r>
         <w:t xml:space="preserve">.</w:t>
@@ -388,7 +424,7 @@
         <w:t xml:space="preserve">. Предельный размер ответственности: </w:t>
       </w:r>
       <w:r>
-        <w:t xml:space="preserve">5% от цены Договора</w:t>
+        <w:t xml:space="preserve">12% от цены Договора</w:t>
       </w:r>
       <w:r>
         <w:t xml:space="preserve">.</w:t>
@@ -424,7 +460,7 @@
         <w:t xml:space="preserve">Все споры и разногласия решаются путём переговоров. Претензионный порядок обязателен, срок ответа на претензию — </w:t>
       </w:r>
       <w:r>
-        <w:t xml:space="preserve">в течение 14 банковских дней с момента выставления счета</w:t>
+        <w:t xml:space="preserve">в течение 45 банковских дней с момента выставления счета</w:t>
       </w:r>
       <w:r>
         <w:t xml:space="preserve">.</w:t>
@@ -449,10 +485,10 @@
         <w:rPr>
           <w:b/>
         </w:rPr>
-        <w:t xml:space="preserve">07Ф-35</w:t>
-      </w:r>
-      <w:r>
-        <w:t xml:space="preserve">234/19-532Д</w:t>
+        <w:t xml:space="preserve">90Ф-60</w:t>
+      </w:r>
+      <w:r>
+        <w:t xml:space="preserve">126/20-451Д</w:t>
       </w:r>
       <w:r>
         <w:t xml:space="preserve">.</w:t>
@@ -466,7 +502,7 @@
         <w:rPr>
           <w:b/>
         </w:rPr>
-        <w:t xml:space="preserve">Тридцать пять миллионов восемьсот тысяч рублей 5</w:t>
+        <w:t xml:space="preserve">Семьдесят пять миллионов двести тысяч рублей 0</w:t>
       </w:r>
       <w:r>
         <w:t xml:space="preserve">0 копеек</w:t>
@@ -483,10 +519,10 @@
         <w:rPr>
           <w:b/>
         </w:rPr>
-        <w:t xml:space="preserve">2</w:t>
-      </w:r>
-      <w:r>
-        <w:t xml:space="preserve">0 (двадцать) процентов от стоимости неоплаченных работ</w:t>
+        <w:t xml:space="preserve">1</w:t>
+      </w:r>
+      <w:r>
+        <w:t xml:space="preserve">5 (пятнадцать) процентов от стоимости неоплаченных работ</w:t>
       </w:r>
       <w:r>
         <w:t xml:space="preserve">.</w:t>
@@ -497,7 +533,7 @@
         <w:t xml:space="preserve">9.4. Контрольная запись: </w:t>
       </w:r>
       <w:r>
-        <w:t xml:space="preserve">не позднее 17.06.20</w:t>
+        <w:t xml:space="preserve">не позднее 15.03.20</w:t>
         <w:br/>
         <w:t xml:space="preserve">26</w:t>
       </w:r>
@@ -579,7 +615,7 @@
               <w:t xml:space="preserve">Адрес регистрации: </w:t>
             </w:r>
             <w:r>
-              <w:t xml:space="preserve">190000, г. Санкт-Петербург, наб. Космонавтов, д. 59, кв. 157</w:t>
+              <w:t xml:space="preserve">344002, г. Ростов-на-Дону, пер. Победы, д. 21, кв. 114</w:t>
             </w:r>
           </w:p>
           <w:p>
@@ -618,7 +654,7 @@
               <w:t xml:space="preserve">Тел.: </w:t>
             </w:r>
             <w:r>
-              <w:t xml:space="preserve">+7 (812) 550-93-30</w:t>
+              <w:t xml:space="preserve">+7 (499) 603-61-53</w:t>
             </w:r>
           </w:p>
           <w:p>
@@ -626,7 +662,7 @@
               <w:t xml:space="preserve">E-mail: </w:t>
             </w:r>
             <w:r>
-              <w:t xml:space="preserve">krylova@sibtrans.ru</w:t>
+              <w:t xml:space="preserve">krylova@list.ru</w:t>
             </w:r>
           </w:p>
           <w:p/>
@@ -669,7 +705,7 @@
               <w:t xml:space="preserve">Адрес регистрации: </w:t>
             </w:r>
             <w:r>
-              <w:t xml:space="preserve">620014, г. Екатеринбург, просп. Космонавтов, д. 47, кв. 121</w:t>
+              <w:t xml:space="preserve">190000, г. Санкт-Петербург, ш. Тверская, д. 11, кв. 162</w:t>
             </w:r>
           </w:p>
           <w:p>
@@ -708,7 +744,7 @@
               <w:t xml:space="preserve">Тел.: </w:t>
             </w:r>
             <w:r>
-              <w:t xml:space="preserve">+7 (812) 376-30-66</w:t>
+              <w:t xml:space="preserve">+7 (495) 565-39-65</w:t>
             </w:r>
           </w:p>
           <w:p>
@@ -716,7 +752,7 @@
               <w:t xml:space="preserve">E-mail: </w:t>
             </w:r>
             <w:r>
-              <w:t xml:space="preserve">guseva@gmail.com</w:t>
+              <w:t xml:space="preserve">guseva@yandex.ru</w:t>
             </w:r>
           </w:p>
           <w:p/>

--- a/tests/corpus_v2/docs/cx_cession_0024.docx
+++ b/tests/corpus_v2/docs/cx_cession_0024.docx
@@ -345,234 +345,120 @@
         <w:t xml:space="preserve">.</w:t>
       </w:r>
     </w:p>
-    <w:p/>
-    <w:p>
-      <w:r>
-        <w:rPr>
-          <w:b/>
-        </w:rPr>
-        <w:t xml:space="preserve">3. МЕСТО И СРОКИ ИСПОЛНЕНИЯ</w:t>
-      </w:r>
-    </w:p>
-    <w:p>
-      <w:r>
-        <w:t xml:space="preserve">3.1. Место исполнения обязательств: </w:t>
-      </w:r>
-      <w:r>
-        <w:t xml:space="preserve">101000, г. Москва, пер. Победы, д. 67, кв. 88</w:t>
-      </w:r>
-      <w:r>
-        <w:t xml:space="preserve">.</w:t>
-      </w:r>
-    </w:p>
-    <w:p>
-      <w:r>
-        <w:t xml:space="preserve">3.2. Уведомления направляются </w:t>
-      </w:r>
-      <w:r>
-        <w:t xml:space="preserve">Гусевой Светлане Николаевне</w:t>
-      </w:r>
-      <w:r>
-        <w:t xml:space="preserve"> по телефону </w:t>
-      </w:r>
-      <w:r>
-        <w:t xml:space="preserve">+7 (383) 742-88-13</w:t>
-      </w:r>
-      <w:r>
-        <w:t xml:space="preserve">.</w:t>
-      </w:r>
-    </w:p>
-    <w:p>
-      <w:r>
-        <w:t xml:space="preserve">3.3. Срок исполнения обязательств — </w:t>
-      </w:r>
-      <w:r>
-        <w:t xml:space="preserve">в течение 60 (Шестидесяти) банковских дней</w:t>
-      </w:r>
-      <w:r>
-        <w:t xml:space="preserve">.</w:t>
-      </w:r>
-    </w:p>
-    <w:p/>
-    <w:p>
-      <w:r>
-        <w:rPr>
-          <w:b/>
-        </w:rPr>
-        <w:t xml:space="preserve">4. ПРОЧИЕ УСЛОВИЯ</w:t>
-      </w:r>
-    </w:p>
-    <w:p>
-      <w:r>
-        <w:t xml:space="preserve">4.1. </w:t>
-      </w:r>
-      <w:r>
-        <w:t xml:space="preserve">Стороны несут ответственность за неисполнение или ненадлежащее исполнение обязательств в соответствии с законодательством Российской Федерации.</w:t>
-      </w:r>
-    </w:p>
-    <w:p>
-      <w:r>
-        <w:t xml:space="preserve">4.2. </w:t>
-      </w:r>
-      <w:r>
-        <w:t xml:space="preserve">Размер неустойки за нарушение сроков оплаты: </w:t>
-      </w:r>
-      <w:r>
-        <w:t xml:space="preserve">0,1 (одна десятая процента) % годовых</w:t>
-      </w:r>
-      <w:r>
-        <w:t xml:space="preserve">. Предельный размер ответственности: </w:t>
-      </w:r>
-      <w:r>
-        <w:t xml:space="preserve">12% от цены Договора</w:t>
-      </w:r>
-      <w:r>
-        <w:t xml:space="preserve">.</w:t>
-      </w:r>
-    </w:p>
-    <w:p>
-      <w:r>
-        <w:t xml:space="preserve">4.3. </w:t>
-      </w:r>
-      <w:r>
-        <w:t xml:space="preserve">Стороны освобождаются от ответственности при наступлении обстоятельств непреодолимой силы, если они прямо повлияли на исполнение обязательств.</w:t>
-      </w:r>
-    </w:p>
-    <w:p>
-      <w:r>
-        <w:t xml:space="preserve">4.4. </w:t>
-      </w:r>
-      <w:r>
-        <w:t xml:space="preserve">Сторона, для которой создалась невозможность исполнения, обязана уведомить другую Сторону. Срок уведомления — </w:t>
-      </w:r>
-      <w:r>
-        <w:t xml:space="preserve">в течение трех месяцев с даты подписания Сторонами акта сдачи-приемки оказанных услуг</w:t>
-      </w:r>
-      <w:r>
-        <w:t xml:space="preserve">.</w:t>
-      </w:r>
-    </w:p>
-    <w:p>
-      <w:r>
-        <w:t xml:space="preserve">4.5. </w:t>
-      </w:r>
-      <w:r>
-        <w:t xml:space="preserve">Все споры и разногласия решаются путём переговоров. Претензионный порядок обязателен, срок ответа на претензию — </w:t>
-      </w:r>
-      <w:r>
-        <w:t xml:space="preserve">в течение 45 банковских дней с момента выставления счета</w:t>
-      </w:r>
-      <w:r>
-        <w:t xml:space="preserve">.</w:t>
-      </w:r>
-    </w:p>
-    <w:p/>
-    <w:p/>
-    <w:p/>
-    <w:p>
-      <w:r>
-        <w:rPr>
-          <w:b/>
-        </w:rPr>
-        <w:t xml:space="preserve">9. КОНТРОЛЬНЫЕ ВЕЛИЧИНЫ</w:t>
-      </w:r>
-    </w:p>
-    <w:p>
-      <w:r>
-        <w:t xml:space="preserve">9.1. Контрольная запись: </w:t>
-      </w:r>
-      <w:r>
-        <w:rPr>
-          <w:b/>
-        </w:rPr>
-        <w:t xml:space="preserve">90Ф-60</w:t>
-      </w:r>
-      <w:r>
-        <w:t xml:space="preserve">126/20-451Д</w:t>
-      </w:r>
-      <w:r>
-        <w:t xml:space="preserve">.</w:t>
-      </w:r>
-    </w:p>
-    <w:p>
-      <w:r>
-        <w:t xml:space="preserve">9.2. Контрольная запись: </w:t>
-      </w:r>
-      <w:r>
-        <w:rPr>
-          <w:b/>
-        </w:rPr>
-        <w:t xml:space="preserve">Семьдесят пять миллионов двести тысяч рублей 0</w:t>
-      </w:r>
-      <w:r>
-        <w:t xml:space="preserve">0 копеек</w:t>
-      </w:r>
-      <w:r>
-        <w:t xml:space="preserve">.</w:t>
-      </w:r>
-    </w:p>
-    <w:p>
-      <w:r>
-        <w:t xml:space="preserve">9.3. Контрольная запись: </w:t>
-      </w:r>
-      <w:r>
-        <w:rPr>
-          <w:b/>
-        </w:rPr>
-        <w:t xml:space="preserve">1</w:t>
-      </w:r>
-      <w:r>
-        <w:t xml:space="preserve">5 (пятнадцать) процентов от стоимости неоплаченных работ</w:t>
-      </w:r>
-      <w:r>
-        <w:t xml:space="preserve">.</w:t>
-      </w:r>
-    </w:p>
-    <w:p>
-      <w:r>
-        <w:t xml:space="preserve">9.4. Контрольная запись: </w:t>
-      </w:r>
-      <w:r>
-        <w:t xml:space="preserve">не позднее 15.03.20</w:t>
-        <w:br/>
-        <w:t xml:space="preserve">26</w:t>
-      </w:r>
-      <w:r>
-        <w:t xml:space="preserve">.</w:t>
-      </w:r>
-    </w:p>
-    <w:p/>
-    <w:p/>
-    <w:p>
-      <w:r>
-        <w:rPr>
-          <w:b/>
-        </w:rPr>
-        <w:t xml:space="preserve">11. УСЛОВИЯ, ОФОРМЛЕННЫЕ СРЕДСТВАМИ РЕДАКТОРА</w:t>
-      </w:r>
-    </w:p>
-    <w:p>
-      <w:r>
-        <w:t xml:space="preserve">11.1. Ставка (поле Word): </w:t>
-      </w:r>
-      <w:fldSimple w:instr=" DOCPROPERTY &quot;Value&quot; \* MERGEFORMAT ">
-        <w:r>
-          <w:t xml:space="preserve">1/150 ключевой ставки ЦБ РФ за каждый день просрочки</w:t>
-        </w:r>
-      </w:fldSimple>
-      <w:r>
-        <w:t xml:space="preserve">.</w:t>
-      </w:r>
-    </w:p>
-    <w:p>
-      <w:r>
-        <w:rPr>
-          <w:b/>
-        </w:rPr>
-        <w:t xml:space="preserve">РЕКВИЗИТЫ И ПОДПИСИ СТОРОН</w:t>
-      </w:r>
-    </w:p>
-    <w:p/>
+    <w:p>
+      <w:r>
+        <w:t xml:space="preserve">2.6. </w:t>
+      </w:r>
+      <w:r>
+        <w:t xml:space="preserve">Товар маркирован штрихкодом </w:t>
+      </w:r>
+      <w:r>
+        <w:t xml:space="preserve">4604106984989</w:t>
+      </w:r>
+      <w:r>
+        <w:t xml:space="preserve">. Код контрагента по ОКПО — </w:t>
+      </w:r>
+      <w:r>
+        <w:t xml:space="preserve">5449487766</w:t>
+      </w:r>
+      <w:r>
+        <w:t xml:space="preserve">. Оборудование учтено под инвентарным номером </w:t>
+      </w:r>
+      <w:r>
+        <w:t xml:space="preserve">048705348</w:t>
+      </w:r>
+      <w:r>
+        <w:t xml:space="preserve">, складской позиции присвоен номер </w:t>
+      </w:r>
+      <w:r>
+        <w:t xml:space="preserve">365126319</w:t>
+      </w:r>
+      <w:r>
+        <w:t xml:space="preserve">.</w:t>
+      </w:r>
+    </w:p>
+    <w:p>
+      <w:r>
+        <w:t xml:space="preserve">2.7. </w:t>
+      </w:r>
+      <w:r>
+        <w:t xml:space="preserve">Оплата по счёту-фактуре на КБК </w:t>
+      </w:r>
+      <w:r>
+        <w:t xml:space="preserve">18210101011011000183</w:t>
+      </w:r>
+      <w:r>
+        <w:t xml:space="preserve">. ИНН не присвоен, регистрационный № </w:t>
+      </w:r>
+      <w:r>
+        <w:t xml:space="preserve">2620759636</w:t>
+      </w:r>
+      <w:r>
+        <w:t xml:space="preserve">. ИНН не присвоен, платёжный документ № </w:t>
+      </w:r>
+      <w:r>
+        <w:t xml:space="preserve">566426654252</w:t>
+      </w:r>
+      <w:r>
+        <w:t xml:space="preserve">. Заказчик действует в лице </w:t>
+      </w:r>
+      <w:r>
+        <w:t xml:space="preserve">уполномоченного представителя</w:t>
+      </w:r>
+      <w:r>
+        <w:t xml:space="preserve">, назначаемого приказом.</w:t>
+      </w:r>
+    </w:p>
+    <w:p>
+      <w:r>
+        <w:t xml:space="preserve">2.8. </w:t>
+      </w:r>
+      <w:r>
+        <w:t xml:space="preserve">Массовая доля влаги в товаре — </w:t>
+      </w:r>
+      <w:r>
+        <w:t xml:space="preserve">не более 13 %</w:t>
+      </w:r>
+      <w:r>
+        <w:t xml:space="preserve">. Товар подлежит хранению </w:t>
+      </w:r>
+      <w:r>
+        <w:t xml:space="preserve">в течение 24 часов</w:t>
+      </w:r>
+      <w:r>
+        <w:t xml:space="preserve"> при температуре не выше +4 °C. Срок исковой давности по требованиям, вытекающим из Договора, составляет </w:t>
+      </w:r>
+      <w:r>
+        <w:t xml:space="preserve">в течение трёх лет</w:t>
+      </w:r>
+      <w:r>
+        <w:t xml:space="preserve">, как установлено статьёй 196 Гражданского кодекса Российской Федерации. Обработка данных ведётся согласно Федеральному закону от 27.07.2006 № 152-ФЗ </w:t>
+      </w:r>
+      <w:r>
+        <w:t xml:space="preserve">«О персональных данных»</w:t>
+      </w:r>
+      <w:r>
+        <w:t xml:space="preserve">. Товар поставляется под маркой </w:t>
+      </w:r>
+      <w:r>
+        <w:t xml:space="preserve">«Стандарт»</w:t>
+      </w:r>
+      <w:r>
+        <w:t xml:space="preserve">. Влажность определяется </w:t>
+      </w:r>
+      <w:r>
+        <w:t xml:space="preserve">по методу Кьельдаля</w:t>
+      </w:r>
+      <w:r>
+        <w:t xml:space="preserve">. Споры передаются на рассмотрение в Арбитражный суд </w:t>
+      </w:r>
+      <w:r>
+        <w:t xml:space="preserve">города Москвы</w:t>
+      </w:r>
+      <w:r>
+        <w:t xml:space="preserve">.</w:t>
+      </w:r>
+    </w:p>
     <w:tbl>
       <w:tblPr>
         <w:tblW w:w="9360" w:type="dxa"/>
@@ -596,82 +482,7 @@
           </w:tcPr>
           <w:p>
             <w:r>
-              <w:rPr>
-                <w:b/>
-              </w:rPr>
-              <w:t xml:space="preserve">Цедент:</w:t>
-            </w:r>
-          </w:p>
-          <w:p>
-            <w:r>
-              <w:t xml:space="preserve">Индивидуальный предприниматель </w:t>
-            </w:r>
-            <w:r>
-              <w:t xml:space="preserve">Крылова Светлана Сергеевна</w:t>
-            </w:r>
-          </w:p>
-          <w:p>
-            <w:r>
-              <w:t xml:space="preserve">Адрес регистрации: </w:t>
-            </w:r>
-            <w:r>
-              <w:t xml:space="preserve">344002, г. Ростов-на-Дону, пер. Победы, д. 21, кв. 114</w:t>
-            </w:r>
-          </w:p>
-          <w:p>
-            <w:r>
-              <w:t xml:space="preserve">ИНН </w:t>
-            </w:r>
-            <w:r>
-              <w:t xml:space="preserve">406555664106</w:t>
-            </w:r>
-            <w:r>
-              <w:t xml:space="preserve"> ОГРНИП </w:t>
-            </w:r>
-            <w:r>
-              <w:t xml:space="preserve">384718238315450</w:t>
-            </w:r>
-          </w:p>
-          <w:p>
-            <w:r>
-              <w:t xml:space="preserve">р/с </w:t>
-            </w:r>
-            <w:r>
-              <w:t xml:space="preserve">40802810676579837178</w:t>
-            </w:r>
-            <w:r>
-              <w:t xml:space="preserve"> в Филиал «Центральный» ПАО «Совкомбанк»</w:t>
-            </w:r>
-            <w:r>
-              <w:t xml:space="preserve">, БИК </w:t>
-            </w:r>
-            <w:r>
-              <w:t xml:space="preserve">044525360</w:t>
-            </w:r>
-          </w:p>
-          <w:p>
-            <w:r>
-              <w:t xml:space="preserve">Тел.: </w:t>
-            </w:r>
-            <w:r>
-              <w:t xml:space="preserve">+7 (499) 603-61-53</w:t>
-            </w:r>
-          </w:p>
-          <w:p>
-            <w:r>
-              <w:t xml:space="preserve">E-mail: </w:t>
-            </w:r>
-            <w:r>
-              <w:t xml:space="preserve">krylova@list.ru</w:t>
-            </w:r>
-          </w:p>
-          <w:p/>
-          <w:p>
-            <w:r>
-              <w:t xml:space="preserve">ИП ______________ </w:t>
-            </w:r>
-            <w:r>
-              <w:t xml:space="preserve">Крылова С. С.</w:t>
+              <w:t xml:space="preserve">8</w:t>
             </w:r>
           </w:p>
         </w:tc>
@@ -681,6 +492,348 @@
           </w:tcPr>
           <w:p>
             <w:r>
+              <w:t xml:space="preserve">6924487545</w:t>
+            </w:r>
+          </w:p>
+        </w:tc>
+      </w:tr>
+    </w:tbl>
+    <w:p/>
+    <w:p>
+      <w:r>
+        <w:rPr>
+          <w:b/>
+        </w:rPr>
+        <w:t xml:space="preserve">3. МЕСТО И СРОКИ ИСПОЛНЕНИЯ</w:t>
+      </w:r>
+    </w:p>
+    <w:p>
+      <w:r>
+        <w:t xml:space="preserve">3.1. Место исполнения обязательств: </w:t>
+      </w:r>
+      <w:r>
+        <w:t xml:space="preserve">344002, г. Ростов-на-Дону, бул. Гагарина, д. 53, кв. 117</w:t>
+      </w:r>
+      <w:r>
+        <w:t xml:space="preserve">.</w:t>
+      </w:r>
+    </w:p>
+    <w:p>
+      <w:r>
+        <w:t xml:space="preserve">3.2. Уведомления направляются </w:t>
+      </w:r>
+      <w:r>
+        <w:t xml:space="preserve">Гусевой Светлане Николаевне</w:t>
+      </w:r>
+      <w:r>
+        <w:t xml:space="preserve"> по телефону </w:t>
+      </w:r>
+      <w:r>
+        <w:t xml:space="preserve">+7 (499) 471-70-42</w:t>
+      </w:r>
+      <w:r>
+        <w:t xml:space="preserve">.</w:t>
+      </w:r>
+    </w:p>
+    <w:p>
+      <w:r>
+        <w:t xml:space="preserve">3.3. Срок исполнения обязательств — </w:t>
+      </w:r>
+      <w:r>
+        <w:t xml:space="preserve">в течение 14 (Четырнадцати) банковских дней</w:t>
+      </w:r>
+      <w:r>
+        <w:t xml:space="preserve">.</w:t>
+      </w:r>
+    </w:p>
+    <w:p/>
+    <w:p>
+      <w:r>
+        <w:rPr>
+          <w:b/>
+        </w:rPr>
+        <w:t xml:space="preserve">4. ПРОЧИЕ УСЛОВИЯ</w:t>
+      </w:r>
+    </w:p>
+    <w:p>
+      <w:r>
+        <w:t xml:space="preserve">4.1. </w:t>
+      </w:r>
+      <w:r>
+        <w:t xml:space="preserve">Стороны несут ответственность за неисполнение или ненадлежащее исполнение обязательств в соответствии с законодательством Российской Федерации.</w:t>
+      </w:r>
+    </w:p>
+    <w:p>
+      <w:r>
+        <w:t xml:space="preserve">4.2. </w:t>
+      </w:r>
+      <w:r>
+        <w:t xml:space="preserve">Размер неустойки за нарушение сроков оплаты: </w:t>
+      </w:r>
+      <w:r>
+        <w:t xml:space="preserve">0,1 (одна десятая процента) % годовых</w:t>
+      </w:r>
+      <w:r>
+        <w:t xml:space="preserve">. Предельный размер ответственности: </w:t>
+      </w:r>
+      <w:r>
+        <w:t xml:space="preserve">9% от цены Договора</w:t>
+      </w:r>
+      <w:r>
+        <w:t xml:space="preserve">.</w:t>
+      </w:r>
+    </w:p>
+    <w:p>
+      <w:r>
+        <w:t xml:space="preserve">4.3. </w:t>
+      </w:r>
+      <w:r>
+        <w:t xml:space="preserve">Стороны освобождаются от ответственности при наступлении обстоятельств непреодолимой силы, если они прямо повлияли на исполнение обязательств.</w:t>
+      </w:r>
+    </w:p>
+    <w:p>
+      <w:r>
+        <w:t xml:space="preserve">4.4. </w:t>
+      </w:r>
+      <w:r>
+        <w:t xml:space="preserve">Сторона, для которой создалась невозможность исполнения, обязана уведомить другую Сторону. Срок уведомления — </w:t>
+      </w:r>
+      <w:r>
+        <w:t xml:space="preserve">в течение шести месяцев с даты подписания Сторонами акта сдачи-приемки оказанных услуг</w:t>
+      </w:r>
+      <w:r>
+        <w:t xml:space="preserve">.</w:t>
+      </w:r>
+    </w:p>
+    <w:p>
+      <w:r>
+        <w:t xml:space="preserve">4.5. </w:t>
+      </w:r>
+      <w:r>
+        <w:t xml:space="preserve">Все споры и разногласия решаются путём переговоров. Претензионный порядок обязателен, срок ответа на претензию — </w:t>
+      </w:r>
+      <w:r>
+        <w:t xml:space="preserve">в течение 45 банковских дней с момента выставления счета</w:t>
+      </w:r>
+      <w:r>
+        <w:t xml:space="preserve">.</w:t>
+      </w:r>
+    </w:p>
+    <w:p/>
+    <w:p/>
+    <w:p/>
+    <w:p>
+      <w:r>
+        <w:rPr>
+          <w:b/>
+        </w:rPr>
+        <w:t xml:space="preserve">9. КОНТРОЛЬНЫЕ ВЕЛИЧИНЫ</w:t>
+      </w:r>
+    </w:p>
+    <w:p>
+      <w:r>
+        <w:t xml:space="preserve">9.1. Контрольная запись: </w:t>
+      </w:r>
+      <w:r>
+        <w:rPr>
+          <w:b/>
+        </w:rPr>
+        <w:t xml:space="preserve">52Ф-44</w:t>
+      </w:r>
+      <w:r>
+        <w:t xml:space="preserve">370/20-070Д</w:t>
+      </w:r>
+      <w:r>
+        <w:t xml:space="preserve">.</w:t>
+      </w:r>
+    </w:p>
+    <w:p>
+      <w:r>
+        <w:t xml:space="preserve">9.2. Контрольная запись: </w:t>
+      </w:r>
+      <w:r>
+        <w:rPr>
+          <w:b/>
+        </w:rPr>
+        <w:t xml:space="preserve">Пятьдесят шесть миллионов восемьсот тысяч рублей 0</w:t>
+      </w:r>
+      <w:r>
+        <w:t xml:space="preserve">0 копеек</w:t>
+      </w:r>
+      <w:r>
+        <w:t xml:space="preserve">.</w:t>
+      </w:r>
+    </w:p>
+    <w:p>
+      <w:r>
+        <w:t xml:space="preserve">9.3. Контрольная запись: </w:t>
+      </w:r>
+      <w:r>
+        <w:rPr>
+          <w:b/>
+        </w:rPr>
+        <w:t xml:space="preserve">1/1</w:t>
+      </w:r>
+      <w:r>
+        <w:t xml:space="preserve">50 ключевой ставки ЦБ РФ за каждый день просрочки</w:t>
+      </w:r>
+      <w:r>
+        <w:t xml:space="preserve">.</w:t>
+      </w:r>
+    </w:p>
+    <w:p>
+      <w:r>
+        <w:t xml:space="preserve">9.4. Контрольная запись: </w:t>
+      </w:r>
+      <w:r>
+        <w:t xml:space="preserve">не позднее 08.07.20</w:t>
+        <w:br/>
+        <w:t xml:space="preserve">25</w:t>
+      </w:r>
+      <w:r>
+        <w:t xml:space="preserve">.</w:t>
+      </w:r>
+    </w:p>
+    <w:p/>
+    <w:p/>
+    <w:p>
+      <w:r>
+        <w:rPr>
+          <w:b/>
+        </w:rPr>
+        <w:t xml:space="preserve">11. УСЛОВИЯ, ОФОРМЛЕННЫЕ СРЕДСТВАМИ РЕДАКТОРА</w:t>
+      </w:r>
+    </w:p>
+    <w:p>
+      <w:r>
+        <w:t xml:space="preserve">11.1. Ставка (поле Word): </w:t>
+      </w:r>
+      <w:fldSimple w:instr=" DOCPROPERTY &quot;Value&quot; \* MERGEFORMAT ">
+        <w:r>
+          <w:t xml:space="preserve">1/150 ключевой ставки ЦБ РФ за каждый день просрочки</w:t>
+        </w:r>
+      </w:fldSimple>
+      <w:r>
+        <w:t xml:space="preserve">.</w:t>
+      </w:r>
+    </w:p>
+    <w:p>
+      <w:r>
+        <w:rPr>
+          <w:b/>
+        </w:rPr>
+        <w:t xml:space="preserve">РЕКВИЗИТЫ И ПОДПИСИ СТОРОН</w:t>
+      </w:r>
+    </w:p>
+    <w:p/>
+    <w:tbl>
+      <w:tblPr>
+        <w:tblW w:w="9360" w:type="dxa"/>
+        <w:tblBorders>
+          <w:top w:val="single" w:sz="4" w:color="auto"/>
+          <w:left w:val="single" w:sz="4" w:color="auto"/>
+          <w:bottom w:val="single" w:sz="4" w:color="auto"/>
+          <w:right w:val="single" w:sz="4" w:color="auto"/>
+          <w:insideH w:val="single" w:sz="4" w:color="auto"/>
+          <w:insideV w:val="single" w:sz="4" w:color="auto"/>
+        </w:tblBorders>
+      </w:tblPr>
+      <w:tblGrid>
+        <w:gridCol w:w="4680"/>
+        <w:gridCol w:w="4680"/>
+      </w:tblGrid>
+      <w:tr>
+        <w:tc>
+          <w:tcPr>
+            <w:tcW w:w="4680" w:type="dxa"/>
+          </w:tcPr>
+          <w:p>
+            <w:r>
+              <w:rPr>
+                <w:b/>
+              </w:rPr>
+              <w:t xml:space="preserve">Цедент:</w:t>
+            </w:r>
+          </w:p>
+          <w:p>
+            <w:r>
+              <w:t xml:space="preserve">Индивидуальный предприниматель </w:t>
+            </w:r>
+            <w:r>
+              <w:t xml:space="preserve">Крылова Светлана Сергеевна</w:t>
+            </w:r>
+          </w:p>
+          <w:p>
+            <w:r>
+              <w:t xml:space="preserve">Адрес регистрации: </w:t>
+            </w:r>
+            <w:r>
+              <w:t xml:space="preserve">620014, г. Екатеринбург, бул. Строителей, д. 34, кв. 78</w:t>
+            </w:r>
+          </w:p>
+          <w:p>
+            <w:r>
+              <w:t xml:space="preserve">ИНН </w:t>
+            </w:r>
+            <w:r>
+              <w:t xml:space="preserve">406555664106</w:t>
+            </w:r>
+            <w:r>
+              <w:t xml:space="preserve"> ОГРНИП </w:t>
+            </w:r>
+            <w:r>
+              <w:t xml:space="preserve">384718238315450</w:t>
+            </w:r>
+          </w:p>
+          <w:p>
+            <w:r>
+              <w:t xml:space="preserve">р/с </w:t>
+            </w:r>
+            <w:r>
+              <w:t xml:space="preserve">40802810676579837178</w:t>
+            </w:r>
+            <w:r>
+              <w:t xml:space="preserve"> в Филиал «Центральный» ПАО «Совкомбанк»</w:t>
+            </w:r>
+            <w:r>
+              <w:t xml:space="preserve">, БИК </w:t>
+            </w:r>
+            <w:r>
+              <w:t xml:space="preserve">044525360</w:t>
+            </w:r>
+          </w:p>
+          <w:p>
+            <w:r>
+              <w:t xml:space="preserve">Тел.: </w:t>
+            </w:r>
+            <w:r>
+              <w:t xml:space="preserve">+7 (846) 990-89-54</w:t>
+            </w:r>
+          </w:p>
+          <w:p>
+            <w:r>
+              <w:t xml:space="preserve">E-mail: </w:t>
+            </w:r>
+            <w:r>
+              <w:t xml:space="preserve">krylova@yandex.ru</w:t>
+            </w:r>
+          </w:p>
+          <w:p/>
+          <w:p>
+            <w:r>
+              <w:t xml:space="preserve">ИП ______________ </w:t>
+            </w:r>
+            <w:r>
+              <w:t xml:space="preserve">Крылова С. С.</w:t>
+            </w:r>
+          </w:p>
+        </w:tc>
+        <w:tc>
+          <w:tcPr>
+            <w:tcW w:w="4680" w:type="dxa"/>
+          </w:tcPr>
+          <w:p>
+            <w:r>
               <w:rPr>
                 <w:b/>
               </w:rPr>
@@ -705,7 +858,7 @@
               <w:t xml:space="preserve">Адрес регистрации: </w:t>
             </w:r>
             <w:r>
-              <w:t xml:space="preserve">190000, г. Санкт-Петербург, ш. Тверская, д. 11, кв. 162</w:t>
+              <w:t xml:space="preserve">614000, г. Пермь, пер. Гагарина, д. 70, кв. 32</w:t>
             </w:r>
           </w:p>
           <w:p>
@@ -744,7 +897,7 @@
               <w:t xml:space="preserve">Тел.: </w:t>
             </w:r>
             <w:r>
-              <w:t xml:space="preserve">+7 (495) 565-39-65</w:t>
+              <w:t xml:space="preserve">+7 (383) 959-23-80</w:t>
             </w:r>
           </w:p>
           <w:p>
@@ -752,7 +905,7 @@
               <w:t xml:space="preserve">E-mail: </w:t>
             </w:r>
             <w:r>
-              <w:t xml:space="preserve">guseva@yandex.ru</w:t>
+              <w:t xml:space="preserve">guseva@inbox.ru</w:t>
             </w:r>
           </w:p>
           <w:p/>

--- a/tests/corpus_v2/docs/cx_cession_0024.docx
+++ b/tests/corpus_v2/docs/cx_cession_0024.docx
@@ -498,234 +498,34 @@
         </w:tc>
       </w:tr>
     </w:tbl>
-    <w:p/>
-    <w:p>
-      <w:r>
-        <w:rPr>
-          <w:b/>
-        </w:rPr>
-        <w:t xml:space="preserve">3. МЕСТО И СРОКИ ИСПОЛНЕНИЯ</w:t>
-      </w:r>
-    </w:p>
-    <w:p>
-      <w:r>
-        <w:t xml:space="preserve">3.1. Место исполнения обязательств: </w:t>
-      </w:r>
-      <w:r>
-        <w:t xml:space="preserve">344002, г. Ростов-на-Дону, бул. Гагарина, д. 53, кв. 117</w:t>
-      </w:r>
-      <w:r>
-        <w:t xml:space="preserve">.</w:t>
-      </w:r>
-    </w:p>
-    <w:p>
-      <w:r>
-        <w:t xml:space="preserve">3.2. Уведомления направляются </w:t>
-      </w:r>
-      <w:r>
-        <w:t xml:space="preserve">Гусевой Светлане Николаевне</w:t>
-      </w:r>
-      <w:r>
-        <w:t xml:space="preserve"> по телефону </w:t>
-      </w:r>
-      <w:r>
-        <w:t xml:space="preserve">+7 (499) 471-70-42</w:t>
-      </w:r>
-      <w:r>
-        <w:t xml:space="preserve">.</w:t>
-      </w:r>
-    </w:p>
-    <w:p>
-      <w:r>
-        <w:t xml:space="preserve">3.3. Срок исполнения обязательств — </w:t>
-      </w:r>
-      <w:r>
-        <w:t xml:space="preserve">в течение 14 (Четырнадцати) банковских дней</w:t>
-      </w:r>
-      <w:r>
-        <w:t xml:space="preserve">.</w:t>
-      </w:r>
-    </w:p>
-    <w:p/>
-    <w:p>
-      <w:r>
-        <w:rPr>
-          <w:b/>
-        </w:rPr>
-        <w:t xml:space="preserve">4. ПРОЧИЕ УСЛОВИЯ</w:t>
-      </w:r>
-    </w:p>
-    <w:p>
-      <w:r>
-        <w:t xml:space="preserve">4.1. </w:t>
-      </w:r>
-      <w:r>
-        <w:t xml:space="preserve">Стороны несут ответственность за неисполнение или ненадлежащее исполнение обязательств в соответствии с законодательством Российской Федерации.</w:t>
-      </w:r>
-    </w:p>
-    <w:p>
-      <w:r>
-        <w:t xml:space="preserve">4.2. </w:t>
-      </w:r>
-      <w:r>
-        <w:t xml:space="preserve">Размер неустойки за нарушение сроков оплаты: </w:t>
-      </w:r>
-      <w:r>
-        <w:t xml:space="preserve">0,1 (одна десятая процента) % годовых</w:t>
-      </w:r>
-      <w:r>
-        <w:t xml:space="preserve">. Предельный размер ответственности: </w:t>
-      </w:r>
-      <w:r>
-        <w:t xml:space="preserve">9% от цены Договора</w:t>
-      </w:r>
-      <w:r>
-        <w:t xml:space="preserve">.</w:t>
-      </w:r>
-    </w:p>
-    <w:p>
-      <w:r>
-        <w:t xml:space="preserve">4.3. </w:t>
-      </w:r>
-      <w:r>
-        <w:t xml:space="preserve">Стороны освобождаются от ответственности при наступлении обстоятельств непреодолимой силы, если они прямо повлияли на исполнение обязательств.</w:t>
-      </w:r>
-    </w:p>
-    <w:p>
-      <w:r>
-        <w:t xml:space="preserve">4.4. </w:t>
-      </w:r>
-      <w:r>
-        <w:t xml:space="preserve">Сторона, для которой создалась невозможность исполнения, обязана уведомить другую Сторону. Срок уведомления — </w:t>
-      </w:r>
-      <w:r>
-        <w:t xml:space="preserve">в течение шести месяцев с даты подписания Сторонами акта сдачи-приемки оказанных услуг</w:t>
-      </w:r>
-      <w:r>
-        <w:t xml:space="preserve">.</w:t>
-      </w:r>
-    </w:p>
-    <w:p>
-      <w:r>
-        <w:t xml:space="preserve">4.5. </w:t>
-      </w:r>
-      <w:r>
-        <w:t xml:space="preserve">Все споры и разногласия решаются путём переговоров. Претензионный порядок обязателен, срок ответа на претензию — </w:t>
-      </w:r>
-      <w:r>
-        <w:t xml:space="preserve">в течение 45 банковских дней с момента выставления счета</w:t>
-      </w:r>
-      <w:r>
-        <w:t xml:space="preserve">.</w:t>
-      </w:r>
-    </w:p>
-    <w:p/>
-    <w:p/>
-    <w:p/>
-    <w:p>
-      <w:r>
-        <w:rPr>
-          <w:b/>
-        </w:rPr>
-        <w:t xml:space="preserve">9. КОНТРОЛЬНЫЕ ВЕЛИЧИНЫ</w:t>
-      </w:r>
-    </w:p>
-    <w:p>
-      <w:r>
-        <w:t xml:space="preserve">9.1. Контрольная запись: </w:t>
-      </w:r>
-      <w:r>
-        <w:rPr>
-          <w:b/>
-        </w:rPr>
-        <w:t xml:space="preserve">52Ф-44</w:t>
-      </w:r>
-      <w:r>
-        <w:t xml:space="preserve">370/20-070Д</w:t>
-      </w:r>
-      <w:r>
-        <w:t xml:space="preserve">.</w:t>
-      </w:r>
-    </w:p>
-    <w:p>
-      <w:r>
-        <w:t xml:space="preserve">9.2. Контрольная запись: </w:t>
-      </w:r>
-      <w:r>
-        <w:rPr>
-          <w:b/>
-        </w:rPr>
-        <w:t xml:space="preserve">Пятьдесят шесть миллионов восемьсот тысяч рублей 0</w:t>
-      </w:r>
-      <w:r>
-        <w:t xml:space="preserve">0 копеек</w:t>
-      </w:r>
-      <w:r>
-        <w:t xml:space="preserve">.</w:t>
-      </w:r>
-    </w:p>
-    <w:p>
-      <w:r>
-        <w:t xml:space="preserve">9.3. Контрольная запись: </w:t>
-      </w:r>
-      <w:r>
-        <w:rPr>
-          <w:b/>
-        </w:rPr>
-        <w:t xml:space="preserve">1/1</w:t>
-      </w:r>
-      <w:r>
-        <w:t xml:space="preserve">50 ключевой ставки ЦБ РФ за каждый день просрочки</w:t>
-      </w:r>
-      <w:r>
-        <w:t xml:space="preserve">.</w:t>
-      </w:r>
-    </w:p>
-    <w:p>
-      <w:r>
-        <w:t xml:space="preserve">9.4. Контрольная запись: </w:t>
-      </w:r>
-      <w:r>
-        <w:t xml:space="preserve">не позднее 08.07.20</w:t>
-        <w:br/>
-        <w:t xml:space="preserve">25</w:t>
-      </w:r>
-      <w:r>
-        <w:t xml:space="preserve">.</w:t>
-      </w:r>
-    </w:p>
-    <w:p/>
-    <w:p/>
-    <w:p>
-      <w:r>
-        <w:rPr>
-          <w:b/>
-        </w:rPr>
-        <w:t xml:space="preserve">11. УСЛОВИЯ, ОФОРМЛЕННЫЕ СРЕДСТВАМИ РЕДАКТОРА</w:t>
-      </w:r>
-    </w:p>
-    <w:p>
-      <w:r>
-        <w:t xml:space="preserve">11.1. Ставка (поле Word): </w:t>
-      </w:r>
-      <w:fldSimple w:instr=" DOCPROPERTY &quot;Value&quot; \* MERGEFORMAT ">
-        <w:r>
-          <w:t xml:space="preserve">1/150 ключевой ставки ЦБ РФ за каждый день просрочки</w:t>
-        </w:r>
-      </w:fldSimple>
-      <w:r>
-        <w:t xml:space="preserve">.</w:t>
-      </w:r>
-    </w:p>
-    <w:p>
-      <w:r>
-        <w:rPr>
-          <w:b/>
-        </w:rPr>
-        <w:t xml:space="preserve">РЕКВИЗИТЫ И ПОДПИСИ СТОРОН</w:t>
-      </w:r>
-    </w:p>
-    <w:p/>
+    <w:p>
+      <w:r>
+        <w:t xml:space="preserve">2.9. </w:t>
+      </w:r>
+      <w:r>
+        <w:t xml:space="preserve">Платёж по налогу перечисляется на код бюджетной классификации </w:t>
+      </w:r>
+      <w:r>
+        <w:t xml:space="preserve">182 101 010 110 110 001 10</w:t>
+      </w:r>
+      <w:r>
+        <w:t xml:space="preserve">, получатель — территориальный орган Федерального казначейства.</w:t>
+      </w:r>
+    </w:p>
+    <w:p>
+      <w:r>
+        <w:t xml:space="preserve">2.10. </w:t>
+      </w:r>
+      <w:r>
+        <w:t xml:space="preserve">Полномочия подтверждаются свидетельством о рождении, выдано </w:t>
+      </w:r>
+      <w:r>
+        <w:t xml:space="preserve">15.12.2024</w:t>
+      </w:r>
+      <w:r>
+        <w:t xml:space="preserve"> отделом ЗАГС.</w:t>
+      </w:r>
+    </w:p>
     <w:tbl>
       <w:tblPr>
         <w:tblW w:w="9360" w:type="dxa"/>
@@ -749,82 +549,7 @@
           </w:tcPr>
           <w:p>
             <w:r>
-              <w:rPr>
-                <w:b/>
-              </w:rPr>
-              <w:t xml:space="preserve">Цедент:</w:t>
-            </w:r>
-          </w:p>
-          <w:p>
-            <w:r>
-              <w:t xml:space="preserve">Индивидуальный предприниматель </w:t>
-            </w:r>
-            <w:r>
-              <w:t xml:space="preserve">Крылова Светлана Сергеевна</w:t>
-            </w:r>
-          </w:p>
-          <w:p>
-            <w:r>
-              <w:t xml:space="preserve">Адрес регистрации: </w:t>
-            </w:r>
-            <w:r>
-              <w:t xml:space="preserve">620014, г. Екатеринбург, бул. Строителей, д. 34, кв. 78</w:t>
-            </w:r>
-          </w:p>
-          <w:p>
-            <w:r>
-              <w:t xml:space="preserve">ИНН </w:t>
-            </w:r>
-            <w:r>
-              <w:t xml:space="preserve">406555664106</w:t>
-            </w:r>
-            <w:r>
-              <w:t xml:space="preserve"> ОГРНИП </w:t>
-            </w:r>
-            <w:r>
-              <w:t xml:space="preserve">384718238315450</w:t>
-            </w:r>
-          </w:p>
-          <w:p>
-            <w:r>
-              <w:t xml:space="preserve">р/с </w:t>
-            </w:r>
-            <w:r>
-              <w:t xml:space="preserve">40802810676579837178</w:t>
-            </w:r>
-            <w:r>
-              <w:t xml:space="preserve"> в Филиал «Центральный» ПАО «Совкомбанк»</w:t>
-            </w:r>
-            <w:r>
-              <w:t xml:space="preserve">, БИК </w:t>
-            </w:r>
-            <w:r>
-              <w:t xml:space="preserve">044525360</w:t>
-            </w:r>
-          </w:p>
-          <w:p>
-            <w:r>
-              <w:t xml:space="preserve">Тел.: </w:t>
-            </w:r>
-            <w:r>
-              <w:t xml:space="preserve">+7 (846) 990-89-54</w:t>
-            </w:r>
-          </w:p>
-          <w:p>
-            <w:r>
-              <w:t xml:space="preserve">E-mail: </w:t>
-            </w:r>
-            <w:r>
-              <w:t xml:space="preserve">krylova@yandex.ru</w:t>
-            </w:r>
-          </w:p>
-          <w:p/>
-          <w:p>
-            <w:r>
-              <w:t xml:space="preserve">ИП ______________ </w:t>
-            </w:r>
-            <w:r>
-              <w:t xml:space="preserve">Крылова С. С.</w:t>
+              <w:t xml:space="preserve">4</w:t>
             </w:r>
           </w:p>
         </w:tc>
@@ -834,6 +559,368 @@
           </w:tcPr>
           <w:p>
             <w:r>
+              <w:t xml:space="preserve">РУБ.</w:t>
+            </w:r>
+          </w:p>
+        </w:tc>
+      </w:tr>
+    </w:tbl>
+    <w:p>
+      <w:r>
+        <w:t xml:space="preserve">2.11. </w:t>
+      </w:r>
+      <w:r>
+        <w:t xml:space="preserve">Поставке подлежит насос модели </w:t>
+      </w:r>
+      <w:r>
+        <w:t xml:space="preserve">ЭЦВ-6-10-80h</w:t>
+      </w:r>
+      <w:r>
+        <w:t xml:space="preserve"> и кабель марки </w:t>
+      </w:r>
+      <w:r>
+        <w:t xml:space="preserve">ВВГнг(А)-LSt</w:t>
+      </w:r>
+      <w:r>
+        <w:t xml:space="preserve">.</w:t>
+      </w:r>
+    </w:p>
+    <w:p/>
+    <w:p>
+      <w:r>
+        <w:rPr>
+          <w:b/>
+        </w:rPr>
+        <w:t xml:space="preserve">3. МЕСТО И СРОКИ ИСПОЛНЕНИЯ</w:t>
+      </w:r>
+    </w:p>
+    <w:p>
+      <w:r>
+        <w:t xml:space="preserve">3.1. Место исполнения обязательств: </w:t>
+      </w:r>
+      <w:r>
+        <w:t xml:space="preserve">344002, г. Ростов-на-Дону, бул. Строителей, д. 20, кв. 93</w:t>
+      </w:r>
+      <w:r>
+        <w:t xml:space="preserve">.</w:t>
+      </w:r>
+    </w:p>
+    <w:p>
+      <w:r>
+        <w:t xml:space="preserve">3.2. Уведомления направляются </w:t>
+      </w:r>
+      <w:r>
+        <w:t xml:space="preserve">Гусевой Светлане Николаевне</w:t>
+      </w:r>
+      <w:r>
+        <w:t xml:space="preserve"> по телефону </w:t>
+      </w:r>
+      <w:r>
+        <w:t xml:space="preserve">+7 (843) 357-44-30</w:t>
+      </w:r>
+      <w:r>
+        <w:t xml:space="preserve">.</w:t>
+      </w:r>
+    </w:p>
+    <w:p>
+      <w:r>
+        <w:t xml:space="preserve">3.3. Срок исполнения обязательств — </w:t>
+      </w:r>
+      <w:r>
+        <w:t xml:space="preserve">в течение 45 (Сорока пяти) банковских дней</w:t>
+      </w:r>
+      <w:r>
+        <w:t xml:space="preserve">.</w:t>
+      </w:r>
+    </w:p>
+    <w:p/>
+    <w:p>
+      <w:r>
+        <w:rPr>
+          <w:b/>
+        </w:rPr>
+        <w:t xml:space="preserve">4. ПРОЧИЕ УСЛОВИЯ</w:t>
+      </w:r>
+    </w:p>
+    <w:p>
+      <w:r>
+        <w:t xml:space="preserve">4.1. </w:t>
+      </w:r>
+      <w:r>
+        <w:t xml:space="preserve">Стороны несут ответственность за неисполнение или ненадлежащее исполнение обязательств в соответствии с законодательством Российской Федерации.</w:t>
+      </w:r>
+    </w:p>
+    <w:p>
+      <w:r>
+        <w:t xml:space="preserve">4.2. </w:t>
+      </w:r>
+      <w:r>
+        <w:t xml:space="preserve">Размер неустойки за нарушение сроков оплаты: </w:t>
+      </w:r>
+      <w:r>
+        <w:t xml:space="preserve">0,1 (одна десятая процента) % годовых</w:t>
+      </w:r>
+      <w:r>
+        <w:t xml:space="preserve">. Предельный размер ответственности: </w:t>
+      </w:r>
+      <w:r>
+        <w:t xml:space="preserve">9% от цены Договора</w:t>
+      </w:r>
+      <w:r>
+        <w:t xml:space="preserve">.</w:t>
+      </w:r>
+    </w:p>
+    <w:p>
+      <w:r>
+        <w:t xml:space="preserve">4.3. </w:t>
+      </w:r>
+      <w:r>
+        <w:t xml:space="preserve">Стороны освобождаются от ответственности при наступлении обстоятельств непреодолимой силы, если они прямо повлияли на исполнение обязательств.</w:t>
+      </w:r>
+    </w:p>
+    <w:p>
+      <w:r>
+        <w:t xml:space="preserve">4.4. </w:t>
+      </w:r>
+      <w:r>
+        <w:t xml:space="preserve">Сторона, для которой создалась невозможность исполнения, обязана уведомить другую Сторону. Срок уведомления — </w:t>
+      </w:r>
+      <w:r>
+        <w:t xml:space="preserve">в течение двадцати четырех месяцев с даты подписания Сторонами акта сдачи-приемки оказанных услуг</w:t>
+      </w:r>
+      <w:r>
+        <w:t xml:space="preserve">.</w:t>
+      </w:r>
+    </w:p>
+    <w:p>
+      <w:r>
+        <w:t xml:space="preserve">4.5. </w:t>
+      </w:r>
+      <w:r>
+        <w:t xml:space="preserve">Все споры и разногласия решаются путём переговоров. Претензионный порядок обязателен, срок ответа на претензию — </w:t>
+      </w:r>
+      <w:r>
+        <w:t xml:space="preserve">в течение 20 банковских дней с момента выставления счета</w:t>
+      </w:r>
+      <w:r>
+        <w:t xml:space="preserve">.</w:t>
+      </w:r>
+    </w:p>
+    <w:p/>
+    <w:p/>
+    <w:p/>
+    <w:p>
+      <w:r>
+        <w:rPr>
+          <w:b/>
+        </w:rPr>
+        <w:t xml:space="preserve">9. КОНТРОЛЬНЫЕ ВЕЛИЧИНЫ</w:t>
+      </w:r>
+    </w:p>
+    <w:p>
+      <w:r>
+        <w:t xml:space="preserve">9.1. Контрольная запись: </w:t>
+      </w:r>
+      <w:r>
+        <w:rPr>
+          <w:b/>
+        </w:rPr>
+        <w:t xml:space="preserve">41Ф-08</w:t>
+      </w:r>
+      <w:r>
+        <w:t xml:space="preserve">843/12-645Д</w:t>
+      </w:r>
+      <w:r>
+        <w:t xml:space="preserve">.</w:t>
+      </w:r>
+    </w:p>
+    <w:p>
+      <w:r>
+        <w:t xml:space="preserve">9.2. Контрольная запись: </w:t>
+      </w:r>
+      <w:r>
+        <w:rPr>
+          <w:b/>
+        </w:rPr>
+        <w:t xml:space="preserve">Один миллион двести шестьдесят тысяч рублей 0</w:t>
+      </w:r>
+      <w:r>
+        <w:t xml:space="preserve">0 копеек</w:t>
+      </w:r>
+      <w:r>
+        <w:t xml:space="preserve">.</w:t>
+      </w:r>
+    </w:p>
+    <w:p>
+      <w:r>
+        <w:t xml:space="preserve">9.3. Контрольная запись: </w:t>
+      </w:r>
+      <w:r>
+        <w:rPr>
+          <w:b/>
+        </w:rPr>
+        <w:t xml:space="preserve">1</w:t>
+      </w:r>
+      <w:r>
+        <w:t xml:space="preserve">5 (пятнадцать) процентов от стоимости неоплаченных работ</w:t>
+      </w:r>
+      <w:r>
+        <w:t xml:space="preserve">.</w:t>
+      </w:r>
+    </w:p>
+    <w:p>
+      <w:r>
+        <w:t xml:space="preserve">9.4. Контрольная запись: </w:t>
+      </w:r>
+      <w:r>
+        <w:t xml:space="preserve">не позднее 14.07.20</w:t>
+        <w:br/>
+        <w:t xml:space="preserve">26</w:t>
+      </w:r>
+      <w:r>
+        <w:t xml:space="preserve">.</w:t>
+      </w:r>
+    </w:p>
+    <w:p/>
+    <w:p/>
+    <w:p>
+      <w:r>
+        <w:rPr>
+          <w:b/>
+        </w:rPr>
+        <w:t xml:space="preserve">11. УСЛОВИЯ, ОФОРМЛЕННЫЕ СРЕДСТВАМИ РЕДАКТОРА</w:t>
+      </w:r>
+    </w:p>
+    <w:p>
+      <w:r>
+        <w:t xml:space="preserve">11.1. Ставка (поле Word): </w:t>
+      </w:r>
+      <w:fldSimple w:instr=" DOCPROPERTY &quot;Value&quot; \* MERGEFORMAT ">
+        <w:r>
+          <w:t xml:space="preserve">1/150 ключевой ставки ЦБ РФ за каждый день просрочки</w:t>
+        </w:r>
+      </w:fldSimple>
+      <w:r>
+        <w:t xml:space="preserve">.</w:t>
+      </w:r>
+    </w:p>
+    <w:p>
+      <w:r>
+        <w:rPr>
+          <w:b/>
+        </w:rPr>
+        <w:t xml:space="preserve">РЕКВИЗИТЫ И ПОДПИСИ СТОРОН</w:t>
+      </w:r>
+    </w:p>
+    <w:p/>
+    <w:tbl>
+      <w:tblPr>
+        <w:tblW w:w="9360" w:type="dxa"/>
+        <w:tblBorders>
+          <w:top w:val="single" w:sz="4" w:color="auto"/>
+          <w:left w:val="single" w:sz="4" w:color="auto"/>
+          <w:bottom w:val="single" w:sz="4" w:color="auto"/>
+          <w:right w:val="single" w:sz="4" w:color="auto"/>
+          <w:insideH w:val="single" w:sz="4" w:color="auto"/>
+          <w:insideV w:val="single" w:sz="4" w:color="auto"/>
+        </w:tblBorders>
+      </w:tblPr>
+      <w:tblGrid>
+        <w:gridCol w:w="4680"/>
+        <w:gridCol w:w="4680"/>
+      </w:tblGrid>
+      <w:tr>
+        <w:tc>
+          <w:tcPr>
+            <w:tcW w:w="4680" w:type="dxa"/>
+          </w:tcPr>
+          <w:p>
+            <w:r>
+              <w:rPr>
+                <w:b/>
+              </w:rPr>
+              <w:t xml:space="preserve">Цедент:</w:t>
+            </w:r>
+          </w:p>
+          <w:p>
+            <w:r>
+              <w:t xml:space="preserve">Индивидуальный предприниматель </w:t>
+            </w:r>
+            <w:r>
+              <w:t xml:space="preserve">Крылова Светлана Сергеевна</w:t>
+            </w:r>
+          </w:p>
+          <w:p>
+            <w:r>
+              <w:t xml:space="preserve">Адрес регистрации: </w:t>
+            </w:r>
+            <w:r>
+              <w:t xml:space="preserve">141400, г. Химки, наб. Октябрьская, д. 80, кв. 89</w:t>
+            </w:r>
+          </w:p>
+          <w:p>
+            <w:r>
+              <w:t xml:space="preserve">ИНН </w:t>
+            </w:r>
+            <w:r>
+              <w:t xml:space="preserve">406555664106</w:t>
+            </w:r>
+            <w:r>
+              <w:t xml:space="preserve"> ОГРНИП </w:t>
+            </w:r>
+            <w:r>
+              <w:t xml:space="preserve">384718238315450</w:t>
+            </w:r>
+          </w:p>
+          <w:p>
+            <w:r>
+              <w:t xml:space="preserve">р/с </w:t>
+            </w:r>
+            <w:r>
+              <w:t xml:space="preserve">40802810676579837178</w:t>
+            </w:r>
+            <w:r>
+              <w:t xml:space="preserve"> в Филиал «Центральный» ПАО «Совкомбанк»</w:t>
+            </w:r>
+            <w:r>
+              <w:t xml:space="preserve">, БИК </w:t>
+            </w:r>
+            <w:r>
+              <w:t xml:space="preserve">044525360</w:t>
+            </w:r>
+          </w:p>
+          <w:p>
+            <w:r>
+              <w:t xml:space="preserve">Тел.: </w:t>
+            </w:r>
+            <w:r>
+              <w:t xml:space="preserve">+7 (499) 760-30-44</w:t>
+            </w:r>
+          </w:p>
+          <w:p>
+            <w:r>
+              <w:t xml:space="preserve">E-mail: </w:t>
+            </w:r>
+            <w:r>
+              <w:t xml:space="preserve">krylova@bk.ru</w:t>
+            </w:r>
+          </w:p>
+          <w:p/>
+          <w:p>
+            <w:r>
+              <w:t xml:space="preserve">ИП ______________ </w:t>
+            </w:r>
+            <w:r>
+              <w:t xml:space="preserve">Крылова С. С.</w:t>
+            </w:r>
+          </w:p>
+        </w:tc>
+        <w:tc>
+          <w:tcPr>
+            <w:tcW w:w="4680" w:type="dxa"/>
+          </w:tcPr>
+          <w:p>
+            <w:r>
               <w:rPr>
                 <w:b/>
               </w:rPr>
@@ -858,7 +945,7 @@
               <w:t xml:space="preserve">Адрес регистрации: </w:t>
             </w:r>
             <w:r>
-              <w:t xml:space="preserve">614000, г. Пермь, пер. Гагарина, д. 70, кв. 32</w:t>
+              <w:t xml:space="preserve">190000, г. Санкт-Петербург, проезд Профсоюзная, д. 14, кв. 141</w:t>
             </w:r>
           </w:p>
           <w:p>
@@ -897,7 +984,7 @@
               <w:t xml:space="preserve">Тел.: </w:t>
             </w:r>
             <w:r>
-              <w:t xml:space="preserve">+7 (383) 959-23-80</w:t>
+              <w:t xml:space="preserve">+7 (843) 862-73-56</w:t>
             </w:r>
           </w:p>
           <w:p>
@@ -905,7 +992,7 @@
               <w:t xml:space="preserve">E-mail: </w:t>
             </w:r>
             <w:r>
-              <w:t xml:space="preserve">guseva@inbox.ru</w:t>
+              <w:t xml:space="preserve">guseva@yandex.ru</w:t>
             </w:r>
           </w:p>
           <w:p/>

--- a/tests/corpus_v2/docs/cx_cession_0024.docx
+++ b/tests/corpus_v2/docs/cx_cession_0024.docx
@@ -138,7 +138,7 @@
         <w:t xml:space="preserve">Уступка права требования является возмездной. Цена уступаемого права: </w:t>
       </w:r>
       <w:r>
-        <w:t xml:space="preserve">94 000 (Девяносто четыре тысячи) руб. 5 коп.</w:t>
+        <w:t xml:space="preserve">78 700 000 (Семьдесят восемь миллионов семьсот тысяч) руб. 0 коп.</w:t>
       </w:r>
       <w:r>
         <w:t xml:space="preserve">.</w:t>
@@ -150,6 +150,101 @@
       </w:r>
       <w:r>
         <w:t xml:space="preserve">Цедент отвечает за недействительность переданного требования, но не отвечает за неисполнение обязательства должником.</w:t>
+      </w:r>
+    </w:p>
+    <w:p>
+      <w:r>
+        <w:t xml:space="preserve">1.5. </w:t>
+      </w:r>
+      <w:r>
+        <w:t xml:space="preserve">Товар отгружается по товарной накладной ТОРГ-12 № </w:t>
+      </w:r>
+      <w:r>
+        <w:t xml:space="preserve">040600497</w:t>
+      </w:r>
+      <w:r>
+        <w:t xml:space="preserve">. Каталожный номер изделия — </w:t>
+      </w:r>
+      <w:r>
+        <w:t xml:space="preserve">040383504</w:t>
+      </w:r>
+      <w:r>
+        <w:t xml:space="preserve">. Изделию присвоен заводской номер </w:t>
+      </w:r>
+      <w:r>
+        <w:t xml:space="preserve">049396640</w:t>
+      </w:r>
+      <w:r>
+        <w:t xml:space="preserve">.</w:t>
+      </w:r>
+    </w:p>
+    <w:p>
+      <w:r>
+        <w:t xml:space="preserve">1.6. </w:t>
+      </w:r>
+      <w:r>
+        <w:t xml:space="preserve">Финансирование ведётся по коду целевых средств </w:t>
+      </w:r>
+      <w:r>
+        <w:t xml:space="preserve">046962782</w:t>
+      </w:r>
+      <w:r>
+        <w:t xml:space="preserve">, установленному приказом Минфина России от 01.12.2010 № 157н. </w:t>
+      </w:r>
+      <w:r>
+        <w:t xml:space="preserve">БИК будет сообщён дополнительно, номер заявки — </w:t>
+      </w:r>
+      <w:r>
+        <w:t xml:space="preserve">043442218</w:t>
+      </w:r>
+      <w:r>
+        <w:t xml:space="preserve">.</w:t>
+      </w:r>
+    </w:p>
+    <w:p>
+      <w:r>
+        <w:t xml:space="preserve">1.7. </w:t>
+      </w:r>
+      <w:r>
+        <w:t xml:space="preserve">Учёт потребления ведётся по лицевому счёту </w:t>
+      </w:r>
+      <w:r>
+        <w:t xml:space="preserve">82151449558</w:t>
+      </w:r>
+      <w:r>
+        <w:t xml:space="preserve">. Приложение к настоящему разделу зарегистрировано за номером </w:t>
+      </w:r>
+      <w:r>
+        <w:t xml:space="preserve">81607931578</w:t>
+      </w:r>
+      <w:r>
+        <w:t xml:space="preserve">. Заводской номер прибора учёта — </w:t>
+      </w:r>
+      <w:r>
+        <w:t xml:space="preserve">84130601192</w:t>
+      </w:r>
+      <w:r>
+        <w:t xml:space="preserve">.</w:t>
+      </w:r>
+    </w:p>
+    <w:p>
+      <w:r>
+        <w:t xml:space="preserve">1.8. </w:t>
+      </w:r>
+      <w:r>
+        <w:t xml:space="preserve">Партия внесена в реестр под номером </w:t>
+      </w:r>
+      <w:r>
+        <w:t xml:space="preserve">89283707229</w:t>
+      </w:r>
+      <w:r>
+        <w:t xml:space="preserve"> по правилам статьи 434 Гражданского кодекса Российской Федерации. Уведомление направлено за исходящим № </w:t>
+      </w:r>
+      <w:r>
+        <w:t xml:space="preserve">86208091530</w:t>
+      </w:r>
+      <w:r>
+        <w:t xml:space="preserve">.</w:t>
       </w:r>
     </w:p>
     <w:p/>
@@ -166,7 +261,7 @@
         <w:t xml:space="preserve">2.1. Общая цена Договора: </w:t>
       </w:r>
       <w:r>
-        <w:t xml:space="preserve">3300000 (три миллиона триста тысяч) рублей 50 копеек</w:t>
+        <w:t xml:space="preserve">19800000 (девятнадцать миллионов восемьсот тысяч) рублей 50 копеек</w:t>
       </w:r>
       <w:r>
         <w:t xml:space="preserve">, </w:t>
@@ -189,7 +284,7 @@
         <w:t xml:space="preserve">, но не более </w:t>
       </w:r>
       <w:r>
-        <w:t xml:space="preserve">15 (пятнадцать) процентов от цены Договора</w:t>
+        <w:t xml:space="preserve">10 (десять) процентов от цены Договора</w:t>
       </w:r>
       <w:r>
         <w:t xml:space="preserve">.</w:t>
@@ -200,7 +295,7 @@
         <w:t xml:space="preserve">2.3. Срок оплаты — </w:t>
       </w:r>
       <w:r>
-        <w:t xml:space="preserve">в течение трех рабочих дней с момента поступления денежных средств на расчетный счет</w:t>
+        <w:t xml:space="preserve">в течение пяти рабочих дней с момента поступления денежных средств на расчетный счет</w:t>
       </w:r>
       <w:r>
         <w:t xml:space="preserve">.</w:t>
@@ -231,7 +326,7 @@
         <w:t xml:space="preserve">, артикул </w:t>
       </w:r>
       <w:r>
-        <w:t xml:space="preserve">RM-4361-81</w:t>
+        <w:t xml:space="preserve">RM-5002-35</w:t>
       </w:r>
       <w:r>
         <w:t xml:space="preserve">, код </w:t>
@@ -291,49 +386,49 @@
         <w:t xml:space="preserve">. Товар отгружается с сопроводительным документом паспорт качества № </w:t>
       </w:r>
       <w:r>
-        <w:t xml:space="preserve">30 18 569070</w:t>
+        <w:t xml:space="preserve">70 11 448057</w:t>
       </w:r>
       <w:r>
         <w:t xml:space="preserve">. К партии приложен паспорт изделия № </w:t>
       </w:r>
       <w:r>
-        <w:t xml:space="preserve">52 25 525257</w:t>
+        <w:t xml:space="preserve">43 05 539792</w:t>
       </w:r>
       <w:r>
         <w:t xml:space="preserve">. Оборудование поставляется с паспортом транспортного средства № </w:t>
       </w:r>
       <w:r>
-        <w:t xml:space="preserve">17 06 392562</w:t>
+        <w:t xml:space="preserve">79 03 516062</w:t>
       </w:r>
       <w:r>
         <w:t xml:space="preserve">. Приёмка производится согласно техническому паспорту </w:t>
       </w:r>
       <w:r>
-        <w:t xml:space="preserve">01 18 251554</w:t>
+        <w:t xml:space="preserve">06 06 452958</w:t>
       </w:r>
       <w:r>
         <w:t xml:space="preserve">. СНИЛС не указан, номер заказа </w:t>
       </w:r>
       <w:r>
-        <w:t xml:space="preserve">039-166-703 93</w:t>
+        <w:t xml:space="preserve">681-212-121 89</w:t>
       </w:r>
       <w:r>
         <w:t xml:space="preserve">. Дата рождения не проставлена, документ выдан </w:t>
       </w:r>
       <w:r>
-        <w:t xml:space="preserve">15.08.2015</w:t>
+        <w:t xml:space="preserve">24.10.2019</w:t>
       </w:r>
       <w:r>
         <w:t xml:space="preserve">. Код подразделения, см. артикул </w:t>
       </w:r>
       <w:r>
-        <w:t xml:space="preserve">519-122</w:t>
+        <w:t xml:space="preserve">718-515</w:t>
       </w:r>
       <w:r>
         <w:t xml:space="preserve">. Цена — </w:t>
       </w:r>
       <w:r>
-        <w:t xml:space="preserve">65 000 000,32 ₽</w:t>
+        <w:t xml:space="preserve">405 000,46 ₽</w:t>
       </w:r>
       <w:r>
         <w:t xml:space="preserve">, в т.ч. НДС </w:t>
@@ -353,25 +448,25 @@
         <w:t xml:space="preserve">Товар маркирован штрихкодом </w:t>
       </w:r>
       <w:r>
-        <w:t xml:space="preserve">4604106984989</w:t>
+        <w:t xml:space="preserve">4605438061954</w:t>
       </w:r>
       <w:r>
         <w:t xml:space="preserve">. Код контрагента по ОКПО — </w:t>
       </w:r>
       <w:r>
-        <w:t xml:space="preserve">5449487766</w:t>
+        <w:t xml:space="preserve">2639545412</w:t>
       </w:r>
       <w:r>
         <w:t xml:space="preserve">. Оборудование учтено под инвентарным номером </w:t>
       </w:r>
       <w:r>
-        <w:t xml:space="preserve">048705348</w:t>
+        <w:t xml:space="preserve">046960576</w:t>
       </w:r>
       <w:r>
         <w:t xml:space="preserve">, складской позиции присвоен номер </w:t>
       </w:r>
       <w:r>
-        <w:t xml:space="preserve">365126319</w:t>
+        <w:t xml:space="preserve">956638149</w:t>
       </w:r>
       <w:r>
         <w:t xml:space="preserve">.</w:t>
@@ -385,19 +480,19 @@
         <w:t xml:space="preserve">Оплата по счёту-фактуре на КБК </w:t>
       </w:r>
       <w:r>
-        <w:t xml:space="preserve">18210101011011000183</w:t>
+        <w:t xml:space="preserve">18210101011011000115</w:t>
       </w:r>
       <w:r>
         <w:t xml:space="preserve">. ИНН не присвоен, регистрационный № </w:t>
       </w:r>
       <w:r>
-        <w:t xml:space="preserve">2620759636</w:t>
+        <w:t xml:space="preserve">5723575888</w:t>
       </w:r>
       <w:r>
         <w:t xml:space="preserve">. ИНН не присвоен, платёжный документ № </w:t>
       </w:r>
       <w:r>
-        <w:t xml:space="preserve">566426654252</w:t>
+        <w:t xml:space="preserve">328345561175</w:t>
       </w:r>
       <w:r>
         <w:t xml:space="preserve">. Заказчик действует в лице </w:t>
@@ -417,13 +512,13 @@
         <w:t xml:space="preserve">Массовая доля влаги в товаре — </w:t>
       </w:r>
       <w:r>
-        <w:t xml:space="preserve">не более 13 %</w:t>
+        <w:t xml:space="preserve">не более 14 %</w:t>
       </w:r>
       <w:r>
         <w:t xml:space="preserve">. Товар подлежит хранению </w:t>
       </w:r>
       <w:r>
-        <w:t xml:space="preserve">в течение 24 часов</w:t>
+        <w:t xml:space="preserve">в течение 48 часов</w:t>
       </w:r>
       <w:r>
         <w:t xml:space="preserve"> при температуре не выше +4 °C. Срок исковой давности по требованиям, вытекающим из Договора, составляет </w:t>
@@ -492,7 +587,7 @@
           </w:tcPr>
           <w:p>
             <w:r>
-              <w:t xml:space="preserve">6924487545</w:t>
+              <w:t xml:space="preserve">0765549206</w:t>
             </w:r>
           </w:p>
         </w:tc>
@@ -520,7 +615,7 @@
         <w:t xml:space="preserve">Полномочия подтверждаются свидетельством о рождении, выдано </w:t>
       </w:r>
       <w:r>
-        <w:t xml:space="preserve">15.12.2024</w:t>
+        <w:t xml:space="preserve">22.06.2012</w:t>
       </w:r>
       <w:r>
         <w:t xml:space="preserve"> отделом ЗАГС.</w:t>
@@ -549,7 +644,7 @@
           </w:tcPr>
           <w:p>
             <w:r>
-              <w:t xml:space="preserve">4</w:t>
+              <w:t xml:space="preserve">3</w:t>
             </w:r>
           </w:p>
         </w:tc>
@@ -599,7 +694,7 @@
         <w:t xml:space="preserve">3.1. Место исполнения обязательств: </w:t>
       </w:r>
       <w:r>
-        <w:t xml:space="preserve">344002, г. Ростов-на-Дону, бул. Строителей, д. 20, кв. 93</w:t>
+        <w:t xml:space="preserve">420111, г. Казань, наб. Промышленная, д. 35, кв. 16</w:t>
       </w:r>
       <w:r>
         <w:t xml:space="preserve">.</w:t>
@@ -616,7 +711,7 @@
         <w:t xml:space="preserve"> по телефону </w:t>
       </w:r>
       <w:r>
-        <w:t xml:space="preserve">+7 (843) 357-44-30</w:t>
+        <w:t xml:space="preserve">+7 (499) 779-58-86</w:t>
       </w:r>
       <w:r>
         <w:t xml:space="preserve">.</w:t>
@@ -627,7 +722,111 @@
         <w:t xml:space="preserve">3.3. Срок исполнения обязательств — </w:t>
       </w:r>
       <w:r>
-        <w:t xml:space="preserve">в течение 45 (Сорока пяти) банковских дней</w:t>
+        <w:t xml:space="preserve">в течение 5 (Пяти) банковских дней</w:t>
+      </w:r>
+      <w:r>
+        <w:t xml:space="preserve">.</w:t>
+      </w:r>
+    </w:p>
+    <w:p>
+      <w:r>
+        <w:t xml:space="preserve">3.4. </w:t>
+      </w:r>
+      <w:r>
+        <w:t xml:space="preserve">Работы выполняются за счёт средств бюджета по коду бюджетной классификации </w:t>
+      </w:r>
+      <w:r>
+        <w:t xml:space="preserve">18217082358420119993</w:t>
+      </w:r>
+      <w:r>
+        <w:t xml:space="preserve">. Прибор учёта (счётчик) № </w:t>
+      </w:r>
+      <w:r>
+        <w:t xml:space="preserve">39764516513505137112</w:t>
+      </w:r>
+      <w:r>
+        <w:t xml:space="preserve">.</w:t>
+      </w:r>
+    </w:p>
+    <w:p>
+      <w:r>
+        <w:t xml:space="preserve">3.5. </w:t>
+      </w:r>
+      <w:r>
+        <w:t xml:space="preserve">В счёте на оплату указывается УИН </w:t>
+      </w:r>
+      <w:r>
+        <w:t xml:space="preserve">18209053807162301981</w:t>
+      </w:r>
+      <w:r>
+        <w:t xml:space="preserve">. Номер счёта-проформы — </w:t>
+      </w:r>
+      <w:r>
+        <w:t xml:space="preserve">77598226964885670865</w:t>
+      </w:r>
+      <w:r>
+        <w:t xml:space="preserve">. Списание со счёта производится в очерёдности статьи 855 Гражданского кодекса Российской Федерации, код вида дохода </w:t>
+      </w:r>
+      <w:r>
+        <w:t xml:space="preserve">18210706374252218193</w:t>
+      </w:r>
+      <w:r>
+        <w:t xml:space="preserve">.</w:t>
+      </w:r>
+    </w:p>
+    <w:p>
+      <w:r>
+        <w:t xml:space="preserve">3.6. </w:t>
+      </w:r>
+      <w:r>
+        <w:t xml:space="preserve">ИНН у иностранного контрагента отсутствует, номер в торговом реестре — </w:t>
+      </w:r>
+      <w:r>
+        <w:t xml:space="preserve">6508390004</w:t>
+      </w:r>
+      <w:r>
+        <w:t xml:space="preserve">. ИНН указан в приложении, номер спецификации </w:t>
+      </w:r>
+      <w:r>
+        <w:t xml:space="preserve">6924487545</w:t>
+      </w:r>
+      <w:r>
+        <w:t xml:space="preserve">. Постановка на учёт производится по статье 84 Налогового кодекса Российской Федерации, решение № </w:t>
+      </w:r>
+      <w:r>
+        <w:t xml:space="preserve">2801887727</w:t>
+      </w:r>
+      <w:r>
+        <w:t xml:space="preserve">.</w:t>
+      </w:r>
+    </w:p>
+    <w:p>
+      <w:r>
+        <w:t xml:space="preserve">3.7. </w:t>
+      </w:r>
+      <w:r>
+        <w:t xml:space="preserve">Партии присвоен номер прослеживаемости </w:t>
+      </w:r>
+      <w:r>
+        <w:t xml:space="preserve">6066318850</w:t>
+      </w:r>
+      <w:r>
+        <w:t xml:space="preserve">. Массовая доля примеси в товаре — не более </w:t>
+      </w:r>
+      <w:r>
+        <w:t xml:space="preserve">1,8 %</w:t>
+      </w:r>
+      <w:r>
+        <w:t xml:space="preserve">. Допустимая погрешность прибора — </w:t>
+      </w:r>
+      <w:r>
+        <w:t xml:space="preserve">0,5 %</w:t>
+      </w:r>
+      <w:r>
+        <w:t xml:space="preserve">. Заводской номер поставляемого станка — </w:t>
+      </w:r>
+      <w:r>
+        <w:t xml:space="preserve">1910237762</w:t>
       </w:r>
       <w:r>
         <w:t xml:space="preserve">.</w:t>
@@ -664,7 +863,7 @@
         <w:t xml:space="preserve">. Предельный размер ответственности: </w:t>
       </w:r>
       <w:r>
-        <w:t xml:space="preserve">9% от цены Договора</w:t>
+        <w:t xml:space="preserve">18% от цены Договора</w:t>
       </w:r>
       <w:r>
         <w:t xml:space="preserve">.</w:t>
@@ -686,7 +885,7 @@
         <w:t xml:space="preserve">Сторона, для которой создалась невозможность исполнения, обязана уведомить другую Сторону. Срок уведомления — </w:t>
       </w:r>
       <w:r>
-        <w:t xml:space="preserve">в течение двадцати четырех месяцев с даты подписания Сторонами акта сдачи-приемки оказанных услуг</w:t>
+        <w:t xml:space="preserve">в течение двенадцати месяцев с даты подписания Сторонами акта сдачи-приемки оказанных услуг</w:t>
       </w:r>
       <w:r>
         <w:t xml:space="preserve">.</w:t>
@@ -700,7 +899,125 @@
         <w:t xml:space="preserve">Все споры и разногласия решаются путём переговоров. Претензионный порядок обязателен, срок ответа на претензию — </w:t>
       </w:r>
       <w:r>
-        <w:t xml:space="preserve">в течение 20 банковских дней с момента выставления счета</w:t>
+        <w:t xml:space="preserve">в течение 60 банковских дней с момента выставления счета</w:t>
+      </w:r>
+      <w:r>
+        <w:t xml:space="preserve">.</w:t>
+      </w:r>
+    </w:p>
+    <w:p>
+      <w:r>
+        <w:t xml:space="preserve">4.6. </w:t>
+      </w:r>
+      <w:r>
+        <w:t xml:space="preserve">ИНН физического лица отсутствует, лицевой счёт абонента </w:t>
+      </w:r>
+      <w:r>
+        <w:t xml:space="preserve">371087529231</w:t>
+      </w:r>
+      <w:r>
+        <w:t xml:space="preserve">. ИНН см. приложение; номенклатурный код — </w:t>
+      </w:r>
+      <w:r>
+        <w:t xml:space="preserve">597290189862</w:t>
+      </w:r>
+      <w:r>
+        <w:t xml:space="preserve">. В силу статьи 86 Налогового кодекса Российской Федерации ИНН запрашивается налоговым органом; номер запроса — </w:t>
+      </w:r>
+      <w:r>
+        <w:t xml:space="preserve">691835750251</w:t>
+      </w:r>
+      <w:r>
+        <w:t xml:space="preserve">.</w:t>
+      </w:r>
+    </w:p>
+    <w:p>
+      <w:r>
+        <w:t xml:space="preserve">4.7. </w:t>
+      </w:r>
+      <w:r>
+        <w:t xml:space="preserve">Товарная накладная на партию имеет номер </w:t>
+      </w:r>
+      <w:r>
+        <w:t xml:space="preserve">998384764163</w:t>
+      </w:r>
+      <w:r>
+        <w:t xml:space="preserve">. Заводской номер контрольного модуля — </w:t>
+      </w:r>
+      <w:r>
+        <w:t xml:space="preserve">201817217973</w:t>
+      </w:r>
+      <w:r>
+        <w:t xml:space="preserve">. Уклон монтируемой кровли составляет </w:t>
+      </w:r>
+      <w:r>
+        <w:t xml:space="preserve">8 %</w:t>
+      </w:r>
+      <w:r>
+        <w:t xml:space="preserve">.</w:t>
+      </w:r>
+    </w:p>
+    <w:p>
+      <w:r>
+        <w:t xml:space="preserve">4.8. </w:t>
+      </w:r>
+      <w:r>
+        <w:t xml:space="preserve">Законом установлена предельная доля иностранного участия — </w:t>
+      </w:r>
+      <w:r>
+        <w:t xml:space="preserve">25 %</w:t>
+      </w:r>
+      <w:r>
+        <w:t xml:space="preserve"> в силу Федерального закона об иностранных инвестициях. В приложении № 3 указана допустимая доля брака — </w:t>
+      </w:r>
+      <w:r>
+        <w:t xml:space="preserve">2,3 %</w:t>
+      </w:r>
+      <w:r>
+        <w:t xml:space="preserve">.</w:t>
+      </w:r>
+    </w:p>
+    <w:p>
+      <w:r>
+        <w:t xml:space="preserve">4.9. </w:t>
+      </w:r>
+      <w:r>
+        <w:t xml:space="preserve">Изготовитель установил срок годности </w:t>
+      </w:r>
+      <w:r>
+        <w:t xml:space="preserve">в течение 18 месяцев</w:t>
+      </w:r>
+      <w:r>
+        <w:t xml:space="preserve"> с даты выпуска. Смесь выдерживается </w:t>
+      </w:r>
+      <w:r>
+        <w:t xml:space="preserve">в течение 72 часов</w:t>
+      </w:r>
+      <w:r>
+        <w:t xml:space="preserve"> без доступа влаги.</w:t>
+      </w:r>
+    </w:p>
+    <w:p>
+      <w:r>
+        <w:t xml:space="preserve">4.10. </w:t>
+      </w:r>
+      <w:r>
+        <w:t xml:space="preserve">Требования к качеству работ могут быть предъявлены </w:t>
+      </w:r>
+      <w:r>
+        <w:t xml:space="preserve">в течение одного года</w:t>
+      </w:r>
+      <w:r>
+        <w:t xml:space="preserve"> по правилам статьи 725 Гражданского кодекса Российской Федерации. Поставщик присутствует на рынке </w:t>
+      </w:r>
+      <w:r>
+        <w:t xml:space="preserve">в течение 10 лет</w:t>
+      </w:r>
+      <w:r>
+        <w:t xml:space="preserve">. Окончание отчётного периода — </w:t>
+      </w:r>
+      <w:r>
+        <w:t xml:space="preserve">не позднее 13.12.2027</w:t>
       </w:r>
       <w:r>
         <w:t xml:space="preserve">.</w:t>
@@ -725,10 +1042,10 @@
         <w:rPr>
           <w:b/>
         </w:rPr>
-        <w:t xml:space="preserve">41Ф-08</w:t>
-      </w:r>
-      <w:r>
-        <w:t xml:space="preserve">843/12-645Д</w:t>
+        <w:t xml:space="preserve">88Ф-12</w:t>
+      </w:r>
+      <w:r>
+        <w:t xml:space="preserve">752/11-092Д</w:t>
       </w:r>
       <w:r>
         <w:t xml:space="preserve">.</w:t>
@@ -742,7 +1059,7 @@
         <w:rPr>
           <w:b/>
         </w:rPr>
-        <w:t xml:space="preserve">Один миллион двести шестьдесят тысяч рублей 0</w:t>
+        <w:t xml:space="preserve">Триста семьдесят одна тысяча рублей 0</w:t>
       </w:r>
       <w:r>
         <w:t xml:space="preserve">0 копеек</w:t>
@@ -759,10 +1076,10 @@
         <w:rPr>
           <w:b/>
         </w:rPr>
-        <w:t xml:space="preserve">1</w:t>
-      </w:r>
-      <w:r>
-        <w:t xml:space="preserve">5 (пятнадцать) процентов от стоимости неоплаченных работ</w:t>
+        <w:t xml:space="preserve">1/1</w:t>
+      </w:r>
+      <w:r>
+        <w:t xml:space="preserve">50 ключевой ставки ЦБ РФ за каждый день просрочки</w:t>
       </w:r>
       <w:r>
         <w:t xml:space="preserve">.</w:t>
@@ -773,9 +1090,9 @@
         <w:t xml:space="preserve">9.4. Контрольная запись: </w:t>
       </w:r>
       <w:r>
-        <w:t xml:space="preserve">не позднее 14.07.20</w:t>
+        <w:t xml:space="preserve">не позднее 20.12.20</w:t>
         <w:br/>
-        <w:t xml:space="preserve">26</w:t>
+        <w:t xml:space="preserve">25</w:t>
       </w:r>
       <w:r>
         <w:t xml:space="preserve">.</w:t>
@@ -855,7 +1172,7 @@
               <w:t xml:space="preserve">Адрес регистрации: </w:t>
             </w:r>
             <w:r>
-              <w:t xml:space="preserve">141400, г. Химки, наб. Октябрьская, д. 80, кв. 89</w:t>
+              <w:t xml:space="preserve">101000, г. Москва, просп. Кутузовский, д. 28, кв. 139</w:t>
             </w:r>
           </w:p>
           <w:p>
@@ -894,7 +1211,7 @@
               <w:t xml:space="preserve">Тел.: </w:t>
             </w:r>
             <w:r>
-              <w:t xml:space="preserve">+7 (499) 760-30-44</w:t>
+              <w:t xml:space="preserve">+7 (499) 192-14-25</w:t>
             </w:r>
           </w:p>
           <w:p>
@@ -902,7 +1219,7 @@
               <w:t xml:space="preserve">E-mail: </w:t>
             </w:r>
             <w:r>
-              <w:t xml:space="preserve">krylova@bk.ru</w:t>
+              <w:t xml:space="preserve">krylova@yandex.ru</w:t>
             </w:r>
           </w:p>
           <w:p/>
@@ -945,7 +1262,7 @@
               <w:t xml:space="preserve">Адрес регистрации: </w:t>
             </w:r>
             <w:r>
-              <w:t xml:space="preserve">190000, г. Санкт-Петербург, проезд Профсоюзная, д. 14, кв. 141</w:t>
+              <w:t xml:space="preserve">101000, г. Москва, просп. Ленина, д. 54, кв. 122</w:t>
             </w:r>
           </w:p>
           <w:p>
@@ -984,7 +1301,7 @@
               <w:t xml:space="preserve">Тел.: </w:t>
             </w:r>
             <w:r>
-              <w:t xml:space="preserve">+7 (843) 862-73-56</w:t>
+              <w:t xml:space="preserve">+7 (843) 961-99-67</w:t>
             </w:r>
           </w:p>
           <w:p>
@@ -992,7 +1309,7 @@
               <w:t xml:space="preserve">E-mail: </w:t>
             </w:r>
             <w:r>
-              <w:t xml:space="preserve">guseva@yandex.ru</w:t>
+              <w:t xml:space="preserve">guseva@corp-tehno.ru</w:t>
             </w:r>
           </w:p>
           <w:p/>

--- a/tests/corpus_v2/docs/cx_cession_0024.docx
+++ b/tests/corpus_v2/docs/cx_cession_0024.docx
@@ -1121,6 +1121,37 @@
         <w:t xml:space="preserve">.</w:t>
       </w:r>
     </w:p>
+    <w:p>
+      <w:r>
+        <w:rPr>
+          <w:b/>
+        </w:rPr>
+        <w:t xml:space="preserve">6. ОСОБЫЕ УСЛОВИЯ ОТДЕЛЬНЫХ ВИДОВ ДАННЫХ</w:t>
+      </w:r>
+    </w:p>
+    <w:p>
+      <w:r>
+        <w:t xml:space="preserve">6.1. Полномочия представителя подтверждены доверенностью, реестровый номер </w:t>
+      </w:r>
+      <w:r>
+        <w:t xml:space="preserve">78/1445-н/78-2022-12-7</w:t>
+      </w:r>
+      <w:r>
+        <w:t xml:space="preserve">.</w:t>
+      </w:r>
+    </w:p>
+    <w:p>
+      <w:r>
+        <w:t xml:space="preserve">6.2. Для сопоставления в учёте указывается: </w:t>
+      </w:r>
+      <w:r>
+        <w:t xml:space="preserve">срок действия 12/2024-06/2025</w:t>
+      </w:r>
+      <w:r>
+        <w:t xml:space="preserve">.</w:t>
+      </w:r>
+    </w:p>
+    <w:p/>
     <w:p>
       <w:r>
         <w:rPr>

--- a/tests/corpus_v2/docs/cx_cession_0024.docx
+++ b/tests/corpus_v2/docs/cx_cession_0024.docx
@@ -306,7 +306,7 @@
         <w:t xml:space="preserve">2.4. Порядок выборки: </w:t>
       </w:r>
       <w:r>
-        <w:t xml:space="preserve">период выборки траншей</w:t>
+        <w:t xml:space="preserve">именной: транш «Имя»</w:t>
       </w:r>
       <w:r>
         <w:t xml:space="preserve"> определяется приложением к Договору.</w:t>
@@ -1131,21 +1131,87 @@
     </w:p>
     <w:p>
       <w:r>
-        <w:t xml:space="preserve">6.1. Полномочия представителя подтверждены доверенностью, реестровый номер </w:t>
-      </w:r>
-      <w:r>
-        <w:t xml:space="preserve">78/1445-н/78-2022-12-7</w:t>
-      </w:r>
-      <w:r>
-        <w:t xml:space="preserve">.</w:t>
-      </w:r>
-    </w:p>
-    <w:p>
-      <w:r>
-        <w:t xml:space="preserve">6.2. Для сопоставления в учёте указывается: </w:t>
-      </w:r>
-      <w:r>
-        <w:t xml:space="preserve">срок действия 12/2024-06/2025</w:t>
+        <w:t xml:space="preserve">6.1. Работы выполняются на основании ранее заключённого Договора № </w:t>
+      </w:r>
+      <w:r>
+        <w:t xml:space="preserve">СУБ-44/2023</w:t>
+      </w:r>
+      <w:r>
+        <w:t xml:space="preserve"> между теми же сторонами.</w:t>
+      </w:r>
+    </w:p>
+    <w:p>
+      <w:r>
+        <w:t xml:space="preserve">6.2. Первичные документы: </w:t>
+      </w:r>
+      <w:r>
+        <w:t xml:space="preserve">как указано в пункте 4.2 настоящего Договора</w:t>
+      </w:r>
+      <w:r>
+        <w:t xml:space="preserve">.</w:t>
+      </w:r>
+    </w:p>
+    <w:p>
+      <w:r>
+        <w:t xml:space="preserve">6.3. Запись о лицензии внесена в реестр за регистрационным номером </w:t>
+      </w:r>
+      <w:r>
+        <w:t xml:space="preserve">895217304</w:t>
+      </w:r>
+      <w:r>
+        <w:t xml:space="preserve">.</w:t>
+      </w:r>
+    </w:p>
+    <w:p>
+      <w:r>
+        <w:t xml:space="preserve">6.4. Внутренний учёт ведётся отдельно: </w:t>
+      </w:r>
+      <w:r>
+        <w:t xml:space="preserve">инвентарный номер 123456789</w:t>
+      </w:r>
+      <w:r>
+        <w:t xml:space="preserve">.</w:t>
+      </w:r>
+    </w:p>
+    <w:p>
+      <w:r>
+        <w:t xml:space="preserve">6.5. Полномочия представителя подтверждены доверенностью, реестровый номер </w:t>
+      </w:r>
+      <w:r>
+        <w:t xml:space="preserve">77/714-н/77-2024-1-502</w:t>
+      </w:r>
+      <w:r>
+        <w:t xml:space="preserve">.</w:t>
+      </w:r>
+    </w:p>
+    <w:p>
+      <w:r>
+        <w:t xml:space="preserve">6.6. Для сопоставления в учёте указывается: </w:t>
+      </w:r>
+      <w:r>
+        <w:t xml:space="preserve">ГОСТ Р 52044-2003</w:t>
+      </w:r>
+      <w:r>
+        <w:t xml:space="preserve">.</w:t>
+      </w:r>
+    </w:p>
+    <w:p>
+      <w:r>
+        <w:t xml:space="preserve">6.7. Решение принято большинством в </w:t>
+      </w:r>
+      <w:r>
+        <w:t xml:space="preserve">40 % уставного капитала</w:t>
+      </w:r>
+      <w:r>
+        <w:t xml:space="preserve"> от общего числа голосов членов совета директоров.</w:t>
+      </w:r>
+    </w:p>
+    <w:p>
+      <w:r>
+        <w:t xml:space="preserve">6.8. Кворум определяется уставом: </w:t>
+      </w:r>
+      <w:r>
+        <w:t xml:space="preserve">доля брака не превышает 1 % партии</w:t>
       </w:r>
       <w:r>
         <w:t xml:space="preserve">.</w:t>

--- a/tests/corpus_v2/docs/cx_cession_0024.docx
+++ b/tests/corpus_v2/docs/cx_cession_0024.docx
@@ -1212,6 +1212,28 @@
       </w:r>
       <w:r>
         <w:t xml:space="preserve">доля брака не превышает 1 % партии</w:t>
+      </w:r>
+      <w:r>
+        <w:t xml:space="preserve">.</w:t>
+      </w:r>
+    </w:p>
+    <w:p>
+      <w:r>
+        <w:t xml:space="preserve">6.9. Финансирование предоставляется частями; первым выбирается </w:t>
+      </w:r>
+      <w:r>
+        <w:t xml:space="preserve">транш «Северная очередь»</w:t>
+      </w:r>
+      <w:r>
+        <w:t xml:space="preserve"> согласно графику выборки.</w:t>
+      </w:r>
+    </w:p>
+    <w:p>
+      <w:r>
+        <w:t xml:space="preserve">6.10. Порядок дальнейшей выборки: </w:t>
+      </w:r>
+      <w:r>
+        <w:t xml:space="preserve">1-й транш перечисляется после подписания</w:t>
       </w:r>
       <w:r>
         <w:t xml:space="preserve">.</w:t>

--- a/tests/corpus_v2/docs/cx_cession_0024.docx
+++ b/tests/corpus_v2/docs/cx_cession_0024.docx
@@ -306,7 +306,7 @@
         <w:t xml:space="preserve">2.4. Порядок выборки: </w:t>
       </w:r>
       <w:r>
-        <w:t xml:space="preserve">именной: транш «Имя»</w:t>
+        <w:t xml:space="preserve">период выборки траншей</w:t>
       </w:r>
       <w:r>
         <w:t xml:space="preserve"> определяется приложением к Договору.</w:t>

--- a/tests/corpus_v2/docs/cx_cession_0024.docx
+++ b/tests/corpus_v2/docs/cx_cession_0024.docx
@@ -1131,10 +1131,32 @@
     </w:p>
     <w:p>
       <w:r>
-        <w:t xml:space="preserve">6.1. Работы выполняются на основании ранее заключённого Договора № </w:t>
-      </w:r>
-      <w:r>
-        <w:t xml:space="preserve">СУБ-44/2023</w:t>
+        <w:t xml:space="preserve">6.1. Стороны ранее заключили </w:t>
+      </w:r>
+      <w:r>
+        <w:t xml:space="preserve">договор уступки права требования</w:t>
+      </w:r>
+      <w:r>
+        <w:t xml:space="preserve"> на сопоставимых условиях.</w:t>
+      </w:r>
+    </w:p>
+    <w:p>
+      <w:r>
+        <w:t xml:space="preserve">6.2. Прочие условия: </w:t>
+      </w:r>
+      <w:r>
+        <w:t xml:space="preserve">отношения сторон регулируются гражданским законодательством</w:t>
+      </w:r>
+      <w:r>
+        <w:t xml:space="preserve">.</w:t>
+      </w:r>
+    </w:p>
+    <w:p>
+      <w:r>
+        <w:t xml:space="preserve">6.3. Работы выполняются на основании ранее заключённого Договора № </w:t>
+      </w:r>
+      <w:r>
+        <w:t xml:space="preserve">17595/001-сс</w:t>
       </w:r>
       <w:r>
         <w:t xml:space="preserve"> между теми же сторонами.</w:t>
@@ -1142,29 +1164,73 @@
     </w:p>
     <w:p>
       <w:r>
-        <w:t xml:space="preserve">6.2. Первичные документы: </w:t>
-      </w:r>
-      <w:r>
-        <w:t xml:space="preserve">как указано в пункте 4.2 настоящего Договора</w:t>
-      </w:r>
-      <w:r>
-        <w:t xml:space="preserve">.</w:t>
-      </w:r>
-    </w:p>
-    <w:p>
-      <w:r>
-        <w:t xml:space="preserve">6.3. Запись о лицензии внесена в реестр за регистрационным номером </w:t>
-      </w:r>
-      <w:r>
-        <w:t xml:space="preserve">895217304</w:t>
-      </w:r>
-      <w:r>
-        <w:t xml:space="preserve">.</w:t>
-      </w:r>
-    </w:p>
-    <w:p>
-      <w:r>
-        <w:t xml:space="preserve">6.4. Внутренний учёт ведётся отдельно: </w:t>
+        <w:t xml:space="preserve">6.4. Первичные документы: </w:t>
+      </w:r>
+      <w:r>
+        <w:t xml:space="preserve">счёт-фактура выставлена без ссылки на номер</w:t>
+      </w:r>
+      <w:r>
+        <w:t xml:space="preserve">.</w:t>
+      </w:r>
+    </w:p>
+    <w:p>
+      <w:r>
+        <w:t xml:space="preserve">6.5. Паспорт гражданина Российской Федерации выдан </w:t>
+      </w:r>
+      <w:r>
+        <w:t xml:space="preserve">ОУФМС России по Тверской области в Заволжском р-не</w:t>
+      </w:r>
+      <w:r>
+        <w:t xml:space="preserve">, паспорт предъявлен при подписании.</w:t>
+      </w:r>
+    </w:p>
+    <w:p>
+      <w:r>
+        <w:t xml:space="preserve">6.6. Сопутствующие сведения: </w:t>
+      </w:r>
+      <w:r>
+        <w:t xml:space="preserve">доверенность выдана сроком на три года без права передоверия</w:t>
+      </w:r>
+      <w:r>
+        <w:t xml:space="preserve">.</w:t>
+      </w:r>
+    </w:p>
+    <w:p>
+      <w:r>
+        <w:t xml:space="preserve">6.7. Запись о государственной регистрации внесена регистрирующим органом: </w:t>
+      </w:r>
+      <w:r>
+        <w:t xml:space="preserve">МИФНС России № 15 по Санкт-Петербургу</w:t>
+      </w:r>
+      <w:r>
+        <w:t xml:space="preserve">.</w:t>
+      </w:r>
+    </w:p>
+    <w:p>
+      <w:r>
+        <w:t xml:space="preserve">6.8. Общие сведения о регистрации: </w:t>
+      </w:r>
+      <w:r>
+        <w:t xml:space="preserve">отчётность представляется в налоговый орган по месту учёта</w:t>
+      </w:r>
+      <w:r>
+        <w:t xml:space="preserve">.</w:t>
+      </w:r>
+    </w:p>
+    <w:p>
+      <w:r>
+        <w:t xml:space="preserve">6.9. Запись о лицензии внесена в реестр за регистрационным номером </w:t>
+      </w:r>
+      <w:r>
+        <w:t xml:space="preserve">731004592</w:t>
+      </w:r>
+      <w:r>
+        <w:t xml:space="preserve">.</w:t>
+      </w:r>
+    </w:p>
+    <w:p>
+      <w:r>
+        <w:t xml:space="preserve">6.10. Внутренний учёт ведётся отдельно: </w:t>
       </w:r>
       <w:r>
         <w:t xml:space="preserve">инвентарный номер 123456789</w:t>
@@ -1175,32 +1241,32 @@
     </w:p>
     <w:p>
       <w:r>
-        <w:t xml:space="preserve">6.5. Полномочия представителя подтверждены доверенностью, реестровый номер </w:t>
-      </w:r>
-      <w:r>
-        <w:t xml:space="preserve">77/714-н/77-2024-1-502</w:t>
-      </w:r>
-      <w:r>
-        <w:t xml:space="preserve">.</w:t>
-      </w:r>
-    </w:p>
-    <w:p>
-      <w:r>
-        <w:t xml:space="preserve">6.6. Для сопоставления в учёте указывается: </w:t>
-      </w:r>
-      <w:r>
-        <w:t xml:space="preserve">ГОСТ Р 52044-2003</w:t>
-      </w:r>
-      <w:r>
-        <w:t xml:space="preserve">.</w:t>
-      </w:r>
-    </w:p>
-    <w:p>
-      <w:r>
-        <w:t xml:space="preserve">6.7. Решение принято большинством в </w:t>
-      </w:r>
-      <w:r>
-        <w:t xml:space="preserve">40 % уставного капитала</w:t>
+        <w:t xml:space="preserve">6.11. Полномочия представителя подтверждены доверенностью, реестровый номер </w:t>
+      </w:r>
+      <w:r>
+        <w:t xml:space="preserve">78/1445-н/78-2022-12-7</w:t>
+      </w:r>
+      <w:r>
+        <w:t xml:space="preserve">.</w:t>
+      </w:r>
+    </w:p>
+    <w:p>
+      <w:r>
+        <w:t xml:space="preserve">6.12. Для сопоставления в учёте указывается: </w:t>
+      </w:r>
+      <w:r>
+        <w:t xml:space="preserve">кадастровый номер 77:01:0004012:2211</w:t>
+      </w:r>
+      <w:r>
+        <w:t xml:space="preserve">.</w:t>
+      </w:r>
+    </w:p>
+    <w:p>
+      <w:r>
+        <w:t xml:space="preserve">6.13. Решение принято большинством в </w:t>
+      </w:r>
+      <w:r>
+        <w:t xml:space="preserve">9 % уставного капитала общества</w:t>
       </w:r>
       <w:r>
         <w:t xml:space="preserve"> от общего числа голосов членов совета директоров.</w:t>
@@ -1208,7 +1274,7 @@
     </w:p>
     <w:p>
       <w:r>
-        <w:t xml:space="preserve">6.8. Кворум определяется уставом: </w:t>
+        <w:t xml:space="preserve">6.14. Кворум определяется уставом: </w:t>
       </w:r>
       <w:r>
         <w:t xml:space="preserve">доля брака не превышает 1 % партии</w:t>
@@ -1219,10 +1285,10 @@
     </w:p>
     <w:p>
       <w:r>
-        <w:t xml:space="preserve">6.9. Финансирование предоставляется частями; первым выбирается </w:t>
-      </w:r>
-      <w:r>
-        <w:t xml:space="preserve">транш «Северная очередь»</w:t>
+        <w:t xml:space="preserve">6.15. Финансирование предоставляется частями; первым выбирается </w:t>
+      </w:r>
+      <w:r>
+        <w:t xml:space="preserve">транш «Со-единения»</w:t>
       </w:r>
       <w:r>
         <w:t xml:space="preserve"> согласно графику выборки.</w:t>
@@ -1230,7 +1296,7 @@
     </w:p>
     <w:p>
       <w:r>
-        <w:t xml:space="preserve">6.10. Порядок дальнейшей выборки: </w:t>
+        <w:t xml:space="preserve">6.16. Порядок дальнейшей выборки: </w:t>
       </w:r>
       <w:r>
         <w:t xml:space="preserve">1-й транш перечисляется после подписания</w:t>

--- a/tests/corpus_v2/docs/cx_cession_0024.docx
+++ b/tests/corpus_v2/docs/cx_cession_0024.docx
@@ -39,7 +39,7 @@
         <w:t xml:space="preserve">     </w:t>
       </w:r>
       <w:r>
-        <w:t xml:space="preserve">14.03.2023</w:t>
+        <w:t xml:space="preserve">14 марта 2023 г.</w:t>
       </w:r>
     </w:p>
     <w:p/>
